--- a/pr-preview/pr-16/chapters/colors-tracked-changes.docx
+++ b/pr-preview/pr-16/chapters/colors-tracked-changes.docx
@@ -18,7 +18,7 @@
       </w:pPr>
       <w:ins w:id="2" w:author="PR Preview" w:date="2026-01-01T00:00:00Z">
         <w:r>
-          <w:t xml:space="preserve">Last modified: 2026-10-22 15:21:24 (PDT)</w:t>
+          <w:t xml:space="preserve">Last modified: 2026-10-22 15:42:28 (PDT)</w:t>
         </w:r>
       </w:ins>
     </w:p>
@@ -92,7 +92,7 @@
       </w:ins>
       <w:ins w:id="13" w:author="PR Preview" w:date="2026-01-01T00:00:00Z">
         <w:r>
-          <w:t xml:space="preserve">(Nowosad 2024)</w:t>
+          <w:t xml:space="preserve">(Nowosad 2025)</w:t>
         </w:r>
       </w:ins>
       <w:ins w:id="14" w:author="PR Preview" w:date="2026-01-01T00:00:00Z">
@@ -135,7 +135,7 @@
       </w:ins>
       <w:ins w:id="21" w:author="PR Preview" w:date="2026-01-01T00:00:00Z">
         <w:r>
-          <w:t xml:space="preserve">function returns the smallest distance between two colors of a palette,</w:t>
+          <w:t xml:space="preserve">function returns the smallest distance between two colors of a palette, under normal vision and under each simulated deficiency.</w:t>
         </w:r>
       </w:ins>
       <w:ins w:id="22" w:author="PR Preview" w:date="2026-01-01T00:00:00Z">
@@ -145,7 +145,7 @@
       </w:ins>
       <w:ins w:id="23" w:author="PR Preview" w:date="2026-01-01T00:00:00Z">
         <w:r>
-          <w:t xml:space="preserve">under normal vision and under each simulated deficiency.</w:t>
+          <w:t xml:space="preserve">As a rule of thumb, a smallest distance of about 10 or more means every pair is easy to tell apart.</w:t>
         </w:r>
       </w:ins>
       <w:ins w:id="24" w:author="PR Preview" w:date="2026-01-01T00:00:00Z">
@@ -155,7 +155,7 @@
       </w:ins>
       <w:ins w:id="25" w:author="PR Preview" w:date="2026-01-01T00:00:00Z">
         <w:r>
-          <w:t xml:space="preserve">A smallest distance of about 10 or more means every pair is easy to tell apart.</w:t>
+          <w:t xml:space="preserve">This chapter uses that rule of thumb as its cutoff;</w:t>
         </w:r>
       </w:ins>
       <w:ins w:id="26" w:author="PR Preview" w:date="2026-01-01T00:00:00Z">
@@ -165,7 +165,17 @@
       </w:ins>
       <w:ins w:id="27" w:author="PR Preview" w:date="2026-01-01T00:00:00Z">
         <w:r>
-          <w:t xml:space="preserve">Below that, some pair is hard to tell apart for some readers.</w:t>
+          <w:t xml:space="preserve">the package does not define one.</w:t>
+        </w:r>
+      </w:ins>
+      <w:ins w:id="28" w:author="PR Preview" w:date="2026-01-01T00:00:00Z">
+        <w:r>
+          <w:t xml:space="preserve"> </w:t>
+        </w:r>
+      </w:ins>
+      <w:ins w:id="29" w:author="PR Preview" w:date="2026-01-01T00:00:00Z">
+        <w:r>
+          <w:t xml:space="preserve">Below the cutoff, some pair is hard to tell apart for some readers.</w:t>
         </w:r>
       </w:ins>
     </w:p>
@@ -174,7 +184,7 @@
       <w:pPr>
         <w:pStyle w:val="BodyText"/>
       </w:pPr>
-      <w:ins w:id="28" w:author="PR Preview" w:date="2026-01-01T00:00:00Z">
+      <w:ins w:id="30" w:author="PR Preview" w:date="2026-01-01T00:00:00Z">
         <w:r>
           <w:rPr>
             <w:b/>
@@ -183,16 +193,6 @@
           <w:t xml:space="preserve">Example 1 (Comparing qualitative palettes)</w:t>
         </w:r>
       </w:ins>
-      <w:ins w:id="29" w:author="PR Preview" w:date="2026-01-01T00:00:00Z">
-        <w:r>
-          <w:t xml:space="preserve"> </w:t>
-        </w:r>
-      </w:ins>
-      <w:ins w:id="30" w:author="PR Preview" w:date="2026-01-01T00:00:00Z">
-        <w:r>
-          <w:t xml:space="preserve">This example computes, for each palette and number of groups,</w:t>
-        </w:r>
-      </w:ins>
       <w:ins w:id="31" w:author="PR Preview" w:date="2026-01-01T00:00:00Z">
         <w:r>
           <w:t xml:space="preserve"> </w:t>
@@ -200,7 +200,7 @@
       </w:ins>
       <w:ins w:id="32" w:author="PR Preview" w:date="2026-01-01T00:00:00Z">
         <w:r>
-          <w:t xml:space="preserve">the smallest distance between two colors under the worst of the three simulated deficiencies</w:t>
+          <w:t xml:space="preserve">This example computes, for each palette and number of groups, the smallest distance between two colors under the worst of the three simulated deficiencies (deuteranopia, protanopia and tritanopia).</w:t>
         </w:r>
       </w:ins>
       <w:ins w:id="33" w:author="PR Preview" w:date="2026-01-01T00:00:00Z">
@@ -209,16 +209,6 @@
         </w:r>
       </w:ins>
       <w:ins w:id="34" w:author="PR Preview" w:date="2026-01-01T00:00:00Z">
-        <w:r>
-          <w:t xml:space="preserve">(deuteranopia, protanopia and tritanopia).</w:t>
-        </w:r>
-      </w:ins>
-      <w:ins w:id="35" w:author="PR Preview" w:date="2026-01-01T00:00:00Z">
-        <w:r>
-          <w:t xml:space="preserve"> </w:t>
-        </w:r>
-      </w:ins>
-      <w:ins w:id="36" w:author="PR Preview" w:date="2026-01-01T00:00:00Z">
         <w:r>
           <w:t xml:space="preserve">A dash marks a palette that has fewer colors than groups.</w:t>
         </w:r>
@@ -228,15 +218,110 @@
       <w:pPr>
         <w:pStyle w:val="SourceCode"/>
       </w:pPr>
+      <w:ins w:id="35" w:author="PR Preview" w:date="2026-01-01T00:00:00Z">
+        <w:r>
+          <w:rPr>
+            <w:rStyle w:val="FunctionTok"/>
+          </w:rPr>
+          <w:t xml:space="preserve">options</w:t>
+        </w:r>
+      </w:ins>
+      <w:ins w:id="36" w:author="PR Preview" w:date="2026-01-01T00:00:00Z">
+        <w:r>
+          <w:rPr>
+            <w:rStyle w:val="NormalTok"/>
+          </w:rPr>
+          <w:t xml:space="preserve">(</w:t>
+        </w:r>
+      </w:ins>
       <w:ins w:id="37" w:author="PR Preview" w:date="2026-01-01T00:00:00Z">
         <w:r>
           <w:rPr>
+            <w:rStyle w:val="AttributeTok"/>
+          </w:rPr>
+          <w:t xml:space="preserve">knitr.kable.NA =</w:t>
+        </w:r>
+      </w:ins>
+      <w:ins w:id="38" w:author="PR Preview" w:date="2026-01-01T00:00:00Z">
+        <w:r>
+          <w:rPr>
+            <w:rStyle w:val="NormalTok"/>
+          </w:rPr>
+          <w:t xml:space="preserve"> </w:t>
+        </w:r>
+      </w:ins>
+      <w:ins w:id="39" w:author="PR Preview" w:date="2026-01-01T00:00:00Z">
+        <w:r>
+          <w:rPr>
+            <w:rStyle w:val="StringTok"/>
+          </w:rPr>
+          <w:t xml:space="preserve">"-"</w:t>
+        </w:r>
+      </w:ins>
+      <w:ins w:id="40" w:author="PR Preview" w:date="2026-01-01T00:00:00Z">
+        <w:r>
+          <w:rPr>
+            <w:rStyle w:val="NormalTok"/>
+          </w:rPr>
+          <w:t xml:space="preserve">)</w:t>
+        </w:r>
+      </w:ins>
+      <w:ins w:id="41" w:author="PR Preview" w:date="2026-01-01T00:00:00Z">
+        <w:r>
+          <w:br/>
+        </w:r>
+      </w:ins>
+      <w:ins w:id="42" w:author="PR Preview" w:date="2026-01-01T00:00:00Z">
+        <w:r>
+          <w:br/>
+        </w:r>
+      </w:ins>
+      <w:ins w:id="43" w:author="PR Preview" w:date="2026-01-01T00:00:00Z">
+        <w:r>
+          <w:rPr>
+            <w:rStyle w:val="CommentTok"/>
+          </w:rPr>
+          <w:t xml:space="preserve"># order puts blue and vermillion first and leaves out black and grey</w:t>
+        </w:r>
+      </w:ins>
+      <w:ins w:id="44" w:author="PR Preview" w:date="2026-01-01T00:00:00Z">
+        <w:r>
+          <w:br/>
+        </w:r>
+      </w:ins>
+      <w:ins w:id="45" w:author="PR Preview" w:date="2026-01-01T00:00:00Z">
+        <w:r>
+          <w:rPr>
+            <w:rStyle w:val="NormalTok"/>
+          </w:rPr>
+          <w:t xml:space="preserve">okabe_ito_order </w:t>
+        </w:r>
+      </w:ins>
+      <w:ins w:id="46" w:author="PR Preview" w:date="2026-01-01T00:00:00Z">
+        <w:r>
+          <w:rPr>
+            <w:rStyle w:val="OtherTok"/>
+          </w:rPr>
+          <w:t xml:space="preserve">&lt;-</w:t>
+        </w:r>
+      </w:ins>
+      <w:ins w:id="47" w:author="PR Preview" w:date="2026-01-01T00:00:00Z">
+        <w:r>
+          <w:rPr>
+            <w:rStyle w:val="NormalTok"/>
+          </w:rPr>
+          <w:t xml:space="preserve"> </w:t>
+        </w:r>
+      </w:ins>
+      <w:ins w:id="48" w:author="PR Preview" w:date="2026-01-01T00:00:00Z">
+        <w:r>
+          <w:rPr>
             <w:rStyle w:val="FunctionTok"/>
           </w:rPr>
-          <w:t xml:space="preserve">options</w:t>
-        </w:r>
-      </w:ins>
-      <w:ins w:id="38" w:author="PR Preview" w:date="2026-01-01T00:00:00Z">
+          <w:t xml:space="preserve">c</w:t>
+        </w:r>
+      </w:ins>
+      <w:ins w:id="49" w:author="PR Preview" w:date="2026-01-01T00:00:00Z">
         <w:r>
           <w:rPr>
             <w:rStyle w:val="NormalTok"/>
@@ -244,31 +329,992 @@
           <w:t xml:space="preserve">(</w:t>
         </w:r>
       </w:ins>
-      <w:ins w:id="39" w:author="PR Preview" w:date="2026-01-01T00:00:00Z">
+      <w:ins w:id="50" w:author="PR Preview" w:date="2026-01-01T00:00:00Z">
+        <w:r>
+          <w:rPr>
+            <w:rStyle w:val="DecValTok"/>
+          </w:rPr>
+          <w:t xml:space="preserve">5</w:t>
+        </w:r>
+      </w:ins>
+      <w:ins w:id="51" w:author="PR Preview" w:date="2026-01-01T00:00:00Z">
+        <w:r>
+          <w:rPr>
+            <w:rStyle w:val="NormalTok"/>
+          </w:rPr>
+          <w:t xml:space="preserve">, </w:t>
+        </w:r>
+      </w:ins>
+      <w:ins w:id="52" w:author="PR Preview" w:date="2026-01-01T00:00:00Z">
+        <w:r>
+          <w:rPr>
+            <w:rStyle w:val="DecValTok"/>
+          </w:rPr>
+          <w:t xml:space="preserve">6</w:t>
+        </w:r>
+      </w:ins>
+      <w:ins w:id="53" w:author="PR Preview" w:date="2026-01-01T00:00:00Z">
+        <w:r>
+          <w:rPr>
+            <w:rStyle w:val="NormalTok"/>
+          </w:rPr>
+          <w:t xml:space="preserve">, </w:t>
+        </w:r>
+      </w:ins>
+      <w:ins w:id="54" w:author="PR Preview" w:date="2026-01-01T00:00:00Z">
+        <w:r>
+          <w:rPr>
+            <w:rStyle w:val="DecValTok"/>
+          </w:rPr>
+          <w:t xml:space="preserve">3</w:t>
+        </w:r>
+      </w:ins>
+      <w:ins w:id="55" w:author="PR Preview" w:date="2026-01-01T00:00:00Z">
+        <w:r>
+          <w:rPr>
+            <w:rStyle w:val="NormalTok"/>
+          </w:rPr>
+          <w:t xml:space="preserve">, </w:t>
+        </w:r>
+      </w:ins>
+      <w:ins w:id="56" w:author="PR Preview" w:date="2026-01-01T00:00:00Z">
+        <w:r>
+          <w:rPr>
+            <w:rStyle w:val="DecValTok"/>
+          </w:rPr>
+          <w:t xml:space="preserve">7</w:t>
+        </w:r>
+      </w:ins>
+      <w:ins w:id="57" w:author="PR Preview" w:date="2026-01-01T00:00:00Z">
+        <w:r>
+          <w:rPr>
+            <w:rStyle w:val="NormalTok"/>
+          </w:rPr>
+          <w:t xml:space="preserve">, </w:t>
+        </w:r>
+      </w:ins>
+      <w:ins w:id="58" w:author="PR Preview" w:date="2026-01-01T00:00:00Z">
+        <w:r>
+          <w:rPr>
+            <w:rStyle w:val="DecValTok"/>
+          </w:rPr>
+          <w:t xml:space="preserve">2</w:t>
+        </w:r>
+      </w:ins>
+      <w:ins w:id="59" w:author="PR Preview" w:date="2026-01-01T00:00:00Z">
+        <w:r>
+          <w:rPr>
+            <w:rStyle w:val="NormalTok"/>
+          </w:rPr>
+          <w:t xml:space="preserve">, </w:t>
+        </w:r>
+      </w:ins>
+      <w:ins w:id="60" w:author="PR Preview" w:date="2026-01-01T00:00:00Z">
+        <w:r>
+          <w:rPr>
+            <w:rStyle w:val="DecValTok"/>
+          </w:rPr>
+          <w:t xml:space="preserve">1</w:t>
+        </w:r>
+      </w:ins>
+      <w:ins w:id="61" w:author="PR Preview" w:date="2026-01-01T00:00:00Z">
+        <w:r>
+          <w:rPr>
+            <w:rStyle w:val="NormalTok"/>
+          </w:rPr>
+          <w:t xml:space="preserve">, </w:t>
+        </w:r>
+      </w:ins>
+      <w:ins w:id="62" w:author="PR Preview" w:date="2026-01-01T00:00:00Z">
+        <w:r>
+          <w:rPr>
+            <w:rStyle w:val="DecValTok"/>
+          </w:rPr>
+          <w:t xml:space="preserve">4</w:t>
+        </w:r>
+      </w:ins>
+      <w:ins w:id="63" w:author="PR Preview" w:date="2026-01-01T00:00:00Z">
+        <w:r>
+          <w:rPr>
+            <w:rStyle w:val="NormalTok"/>
+          </w:rPr>
+          <w:t xml:space="preserve">)</w:t>
+        </w:r>
+      </w:ins>
+      <w:ins w:id="64" w:author="PR Preview" w:date="2026-01-01T00:00:00Z">
+        <w:r>
+          <w:br/>
+        </w:r>
+      </w:ins>
+      <w:ins w:id="65" w:author="PR Preview" w:date="2026-01-01T00:00:00Z">
+        <w:r>
+          <w:rPr>
+            <w:rStyle w:val="NormalTok"/>
+          </w:rPr>
+          <w:t xml:space="preserve">brewer </w:t>
+        </w:r>
+      </w:ins>
+      <w:ins w:id="66" w:author="PR Preview" w:date="2026-01-01T00:00:00Z">
+        <w:r>
+          <w:rPr>
+            <w:rStyle w:val="OtherTok"/>
+          </w:rPr>
+          <w:t xml:space="preserve">&lt;-</w:t>
+        </w:r>
+      </w:ins>
+      <w:ins w:id="67" w:author="PR Preview" w:date="2026-01-01T00:00:00Z">
+        <w:r>
+          <w:rPr>
+            <w:rStyle w:val="NormalTok"/>
+          </w:rPr>
+          <w:t xml:space="preserve"> </w:t>
+        </w:r>
+      </w:ins>
+      <w:ins w:id="68" w:author="PR Preview" w:date="2026-01-01T00:00:00Z">
+        <w:r>
+          <w:rPr>
+            <w:rStyle w:val="ControlFlowTok"/>
+          </w:rPr>
+          <w:t xml:space="preserve">function</w:t>
+        </w:r>
+      </w:ins>
+      <w:ins w:id="69" w:author="PR Preview" w:date="2026-01-01T00:00:00Z">
+        <w:r>
+          <w:rPr>
+            <w:rStyle w:val="NormalTok"/>
+          </w:rPr>
+          <w:t xml:space="preserve">(name) {</w:t>
+        </w:r>
+      </w:ins>
+      <w:ins w:id="70" w:author="PR Preview" w:date="2026-01-01T00:00:00Z">
+        <w:r>
+          <w:br/>
+        </w:r>
+      </w:ins>
+      <w:ins w:id="71" w:author="PR Preview" w:date="2026-01-01T00:00:00Z">
+        <w:r>
+          <w:rPr>
+            <w:rStyle w:val="NormalTok"/>
+          </w:rPr>
+          <w:t xml:space="preserve">  </w:t>
+        </w:r>
+      </w:ins>
+      <w:ins w:id="72" w:author="PR Preview" w:date="2026-01-01T00:00:00Z">
+        <w:r>
+          <w:rPr>
+            <w:rStyle w:val="ControlFlowTok"/>
+          </w:rPr>
+          <w:t xml:space="preserve">function</w:t>
+        </w:r>
+      </w:ins>
+      <w:ins w:id="73" w:author="PR Preview" w:date="2026-01-01T00:00:00Z">
+        <w:r>
+          <w:rPr>
+            <w:rStyle w:val="NormalTok"/>
+          </w:rPr>
+          <w:t xml:space="preserve">(n) RColorBrewer</w:t>
+        </w:r>
+      </w:ins>
+      <w:ins w:id="74" w:author="PR Preview" w:date="2026-01-01T00:00:00Z">
+        <w:r>
+          <w:rPr>
+            <w:rStyle w:val="SpecialCharTok"/>
+          </w:rPr>
+          <w:t xml:space="preserve">::</w:t>
+        </w:r>
+      </w:ins>
+      <w:ins w:id="75" w:author="PR Preview" w:date="2026-01-01T00:00:00Z">
+        <w:r>
+          <w:rPr>
+            <w:rStyle w:val="FunctionTok"/>
+          </w:rPr>
+          <w:t xml:space="preserve">brewer.pal</w:t>
+        </w:r>
+      </w:ins>
+      <w:ins w:id="76" w:author="PR Preview" w:date="2026-01-01T00:00:00Z">
+        <w:r>
+          <w:rPr>
+            <w:rStyle w:val="NormalTok"/>
+          </w:rPr>
+          <w:t xml:space="preserve">(</w:t>
+        </w:r>
+      </w:ins>
+      <w:ins w:id="77" w:author="PR Preview" w:date="2026-01-01T00:00:00Z">
+        <w:r>
+          <w:rPr>
+            <w:rStyle w:val="FunctionTok"/>
+          </w:rPr>
+          <w:t xml:space="preserve">max</w:t>
+        </w:r>
+      </w:ins>
+      <w:ins w:id="78" w:author="PR Preview" w:date="2026-01-01T00:00:00Z">
+        <w:r>
+          <w:rPr>
+            <w:rStyle w:val="NormalTok"/>
+          </w:rPr>
+          <w:t xml:space="preserve">(n, </w:t>
+        </w:r>
+      </w:ins>
+      <w:ins w:id="79" w:author="PR Preview" w:date="2026-01-01T00:00:00Z">
+        <w:r>
+          <w:rPr>
+            <w:rStyle w:val="DecValTok"/>
+          </w:rPr>
+          <w:t xml:space="preserve">3</w:t>
+        </w:r>
+      </w:ins>
+      <w:ins w:id="80" w:author="PR Preview" w:date="2026-01-01T00:00:00Z">
+        <w:r>
+          <w:rPr>
+            <w:rStyle w:val="NormalTok"/>
+          </w:rPr>
+          <w:t xml:space="preserve">), name)[</w:t>
+        </w:r>
+      </w:ins>
+      <w:ins w:id="81" w:author="PR Preview" w:date="2026-01-01T00:00:00Z">
+        <w:r>
+          <w:rPr>
+            <w:rStyle w:val="FunctionTok"/>
+          </w:rPr>
+          <w:t xml:space="preserve">seq_len</w:t>
+        </w:r>
+      </w:ins>
+      <w:ins w:id="82" w:author="PR Preview" w:date="2026-01-01T00:00:00Z">
+        <w:r>
+          <w:rPr>
+            <w:rStyle w:val="NormalTok"/>
+          </w:rPr>
+          <w:t xml:space="preserve">(n)]</w:t>
+        </w:r>
+      </w:ins>
+      <w:ins w:id="83" w:author="PR Preview" w:date="2026-01-01T00:00:00Z">
+        <w:r>
+          <w:br/>
+        </w:r>
+      </w:ins>
+      <w:ins w:id="84" w:author="PR Preview" w:date="2026-01-01T00:00:00Z">
+        <w:r>
+          <w:rPr>
+            <w:rStyle w:val="NormalTok"/>
+          </w:rPr>
+          <w:t xml:space="preserve">}</w:t>
+        </w:r>
+      </w:ins>
+      <w:ins w:id="85" w:author="PR Preview" w:date="2026-01-01T00:00:00Z">
+        <w:r>
+          <w:br/>
+        </w:r>
+      </w:ins>
+      <w:ins w:id="86" w:author="PR Preview" w:date="2026-01-01T00:00:00Z">
+        <w:r>
+          <w:rPr>
+            <w:rStyle w:val="NormalTok"/>
+          </w:rPr>
+          <w:t xml:space="preserve">palettes </w:t>
+        </w:r>
+      </w:ins>
+      <w:ins w:id="87" w:author="PR Preview" w:date="2026-01-01T00:00:00Z">
+        <w:r>
+          <w:rPr>
+            <w:rStyle w:val="OtherTok"/>
+          </w:rPr>
+          <w:t xml:space="preserve">&lt;-</w:t>
+        </w:r>
+      </w:ins>
+      <w:ins w:id="88" w:author="PR Preview" w:date="2026-01-01T00:00:00Z">
+        <w:r>
+          <w:rPr>
+            <w:rStyle w:val="NormalTok"/>
+          </w:rPr>
+          <w:t xml:space="preserve"> </w:t>
+        </w:r>
+      </w:ins>
+      <w:ins w:id="89" w:author="PR Preview" w:date="2026-01-01T00:00:00Z">
+        <w:r>
+          <w:rPr>
+            <w:rStyle w:val="FunctionTok"/>
+          </w:rPr>
+          <w:t xml:space="preserve">list</w:t>
+        </w:r>
+      </w:ins>
+      <w:ins w:id="90" w:author="PR Preview" w:date="2026-01-01T00:00:00Z">
+        <w:r>
+          <w:rPr>
+            <w:rStyle w:val="NormalTok"/>
+          </w:rPr>
+          <w:t xml:space="preserve">(</w:t>
+        </w:r>
+      </w:ins>
+      <w:ins w:id="91" w:author="PR Preview" w:date="2026-01-01T00:00:00Z">
+        <w:r>
+          <w:br/>
+        </w:r>
+      </w:ins>
+      <w:ins w:id="92" w:author="PR Preview" w:date="2026-01-01T00:00:00Z">
+        <w:r>
+          <w:rPr>
+            <w:rStyle w:val="NormalTok"/>
+          </w:rPr>
+          <w:t xml:space="preserve">  </w:t>
+        </w:r>
+      </w:ins>
+      <w:ins w:id="93" w:author="PR Preview" w:date="2026-01-01T00:00:00Z">
+        <w:r>
+          <w:rPr>
+            <w:rStyle w:val="StringTok"/>
+          </w:rPr>
+          <w:t xml:space="preserve">"Okabe-Ito (ggokabeito)"</w:t>
+        </w:r>
+      </w:ins>
+      <w:ins w:id="94" w:author="PR Preview" w:date="2026-01-01T00:00:00Z">
+        <w:r>
+          <w:rPr>
+            <w:rStyle w:val="NormalTok"/>
+          </w:rPr>
+          <w:t xml:space="preserve"> </w:t>
+        </w:r>
+      </w:ins>
+      <w:ins w:id="95" w:author="PR Preview" w:date="2026-01-01T00:00:00Z">
+        <w:r>
+          <w:rPr>
+            <w:rStyle w:val="OtherTok"/>
+          </w:rPr>
+          <w:t xml:space="preserve">=</w:t>
+        </w:r>
+      </w:ins>
+      <w:ins w:id="96" w:author="PR Preview" w:date="2026-01-01T00:00:00Z">
+        <w:r>
+          <w:rPr>
+            <w:rStyle w:val="NormalTok"/>
+          </w:rPr>
+          <w:t xml:space="preserve"> </w:t>
+        </w:r>
+      </w:ins>
+      <w:ins w:id="97" w:author="PR Preview" w:date="2026-01-01T00:00:00Z">
+        <w:r>
+          <w:rPr>
+            <w:rStyle w:val="ControlFlowTok"/>
+          </w:rPr>
+          <w:t xml:space="preserve">function</w:t>
+        </w:r>
+      </w:ins>
+      <w:ins w:id="98" w:author="PR Preview" w:date="2026-01-01T00:00:00Z">
+        <w:r>
+          <w:rPr>
+            <w:rStyle w:val="NormalTok"/>
+          </w:rPr>
+          <w:t xml:space="preserve">(n) {</w:t>
+        </w:r>
+      </w:ins>
+      <w:ins w:id="99" w:author="PR Preview" w:date="2026-01-01T00:00:00Z">
+        <w:r>
+          <w:br/>
+        </w:r>
+      </w:ins>
+      <w:ins w:id="100" w:author="PR Preview" w:date="2026-01-01T00:00:00Z">
+        <w:r>
+          <w:rPr>
+            <w:rStyle w:val="NormalTok"/>
+          </w:rPr>
+          <w:t xml:space="preserve">    ggokabeito</w:t>
+        </w:r>
+      </w:ins>
+      <w:ins w:id="101" w:author="PR Preview" w:date="2026-01-01T00:00:00Z">
+        <w:r>
+          <w:rPr>
+            <w:rStyle w:val="SpecialCharTok"/>
+          </w:rPr>
+          <w:t xml:space="preserve">::</w:t>
+        </w:r>
+      </w:ins>
+      <w:ins w:id="102" w:author="PR Preview" w:date="2026-01-01T00:00:00Z">
+        <w:r>
+          <w:rPr>
+            <w:rStyle w:val="FunctionTok"/>
+          </w:rPr>
+          <w:t xml:space="preserve">palette_okabe_ito</w:t>
+        </w:r>
+      </w:ins>
+      <w:ins w:id="103" w:author="PR Preview" w:date="2026-01-01T00:00:00Z">
+        <w:r>
+          <w:rPr>
+            <w:rStyle w:val="NormalTok"/>
+          </w:rPr>
+          <w:t xml:space="preserve">(</w:t>
+        </w:r>
+      </w:ins>
+      <w:ins w:id="104" w:author="PR Preview" w:date="2026-01-01T00:00:00Z">
         <w:r>
           <w:rPr>
             <w:rStyle w:val="AttributeTok"/>
           </w:rPr>
-          <w:t xml:space="preserve">knitr.kable.NA =</w:t>
-        </w:r>
-      </w:ins>
-      <w:ins w:id="40" w:author="PR Preview" w:date="2026-01-01T00:00:00Z">
-        <w:r>
-          <w:rPr>
-            <w:rStyle w:val="NormalTok"/>
-          </w:rPr>
-          <w:t xml:space="preserve"> </w:t>
-        </w:r>
-      </w:ins>
-      <w:ins w:id="41" w:author="PR Preview" w:date="2026-01-01T00:00:00Z">
+          <w:t xml:space="preserve">order =</w:t>
+        </w:r>
+      </w:ins>
+      <w:ins w:id="105" w:author="PR Preview" w:date="2026-01-01T00:00:00Z">
+        <w:r>
+          <w:rPr>
+            <w:rStyle w:val="NormalTok"/>
+          </w:rPr>
+          <w:t xml:space="preserve"> okabe_ito_order)[</w:t>
+        </w:r>
+      </w:ins>
+      <w:ins w:id="106" w:author="PR Preview" w:date="2026-01-01T00:00:00Z">
+        <w:r>
+          <w:rPr>
+            <w:rStyle w:val="FunctionTok"/>
+          </w:rPr>
+          <w:t xml:space="preserve">seq_len</w:t>
+        </w:r>
+      </w:ins>
+      <w:ins w:id="107" w:author="PR Preview" w:date="2026-01-01T00:00:00Z">
+        <w:r>
+          <w:rPr>
+            <w:rStyle w:val="NormalTok"/>
+          </w:rPr>
+          <w:t xml:space="preserve">(n)]</w:t>
+        </w:r>
+      </w:ins>
+      <w:ins w:id="108" w:author="PR Preview" w:date="2026-01-01T00:00:00Z">
+        <w:r>
+          <w:br/>
+        </w:r>
+      </w:ins>
+      <w:ins w:id="109" w:author="PR Preview" w:date="2026-01-01T00:00:00Z">
+        <w:r>
+          <w:rPr>
+            <w:rStyle w:val="NormalTok"/>
+          </w:rPr>
+          <w:t xml:space="preserve">  },</w:t>
+        </w:r>
+      </w:ins>
+      <w:ins w:id="110" w:author="PR Preview" w:date="2026-01-01T00:00:00Z">
+        <w:r>
+          <w:br/>
+        </w:r>
+      </w:ins>
+      <w:ins w:id="111" w:author="PR Preview" w:date="2026-01-01T00:00:00Z">
+        <w:r>
+          <w:rPr>
+            <w:rStyle w:val="NormalTok"/>
+          </w:rPr>
+          <w:t xml:space="preserve">  </w:t>
+        </w:r>
+      </w:ins>
+      <w:ins w:id="112" w:author="PR Preview" w:date="2026-01-01T00:00:00Z">
         <w:r>
           <w:rPr>
             <w:rStyle w:val="StringTok"/>
           </w:rPr>
-          <w:t xml:space="preserve">"-"</w:t>
-        </w:r>
-      </w:ins>
-      <w:ins w:id="42" w:author="PR Preview" w:date="2026-01-01T00:00:00Z">
+          <w:t xml:space="preserve">"RColorBrewer Dark2"</w:t>
+        </w:r>
+      </w:ins>
+      <w:ins w:id="113" w:author="PR Preview" w:date="2026-01-01T00:00:00Z">
+        <w:r>
+          <w:rPr>
+            <w:rStyle w:val="NormalTok"/>
+          </w:rPr>
+          <w:t xml:space="preserve"> </w:t>
+        </w:r>
+      </w:ins>
+      <w:ins w:id="114" w:author="PR Preview" w:date="2026-01-01T00:00:00Z">
+        <w:r>
+          <w:rPr>
+            <w:rStyle w:val="OtherTok"/>
+          </w:rPr>
+          <w:t xml:space="preserve">=</w:t>
+        </w:r>
+      </w:ins>
+      <w:ins w:id="115" w:author="PR Preview" w:date="2026-01-01T00:00:00Z">
+        <w:r>
+          <w:rPr>
+            <w:rStyle w:val="NormalTok"/>
+          </w:rPr>
+          <w:t xml:space="preserve"> </w:t>
+        </w:r>
+      </w:ins>
+      <w:ins w:id="116" w:author="PR Preview" w:date="2026-01-01T00:00:00Z">
+        <w:r>
+          <w:rPr>
+            <w:rStyle w:val="FunctionTok"/>
+          </w:rPr>
+          <w:t xml:space="preserve">brewer</w:t>
+        </w:r>
+      </w:ins>
+      <w:ins w:id="117" w:author="PR Preview" w:date="2026-01-01T00:00:00Z">
+        <w:r>
+          <w:rPr>
+            <w:rStyle w:val="NormalTok"/>
+          </w:rPr>
+          <w:t xml:space="preserve">(</w:t>
+        </w:r>
+      </w:ins>
+      <w:ins w:id="118" w:author="PR Preview" w:date="2026-01-01T00:00:00Z">
+        <w:r>
+          <w:rPr>
+            <w:rStyle w:val="StringTok"/>
+          </w:rPr>
+          <w:t xml:space="preserve">"Dark2"</w:t>
+        </w:r>
+      </w:ins>
+      <w:ins w:id="119" w:author="PR Preview" w:date="2026-01-01T00:00:00Z">
+        <w:r>
+          <w:rPr>
+            <w:rStyle w:val="NormalTok"/>
+          </w:rPr>
+          <w:t xml:space="preserve">),</w:t>
+        </w:r>
+      </w:ins>
+      <w:ins w:id="120" w:author="PR Preview" w:date="2026-01-01T00:00:00Z">
+        <w:r>
+          <w:br/>
+        </w:r>
+      </w:ins>
+      <w:ins w:id="121" w:author="PR Preview" w:date="2026-01-01T00:00:00Z">
+        <w:r>
+          <w:rPr>
+            <w:rStyle w:val="NormalTok"/>
+          </w:rPr>
+          <w:t xml:space="preserve">  </w:t>
+        </w:r>
+      </w:ins>
+      <w:ins w:id="122" w:author="PR Preview" w:date="2026-01-01T00:00:00Z">
+        <w:r>
+          <w:rPr>
+            <w:rStyle w:val="StringTok"/>
+          </w:rPr>
+          <w:t xml:space="preserve">"RColorBrewer Set2"</w:t>
+        </w:r>
+      </w:ins>
+      <w:ins w:id="123" w:author="PR Preview" w:date="2026-01-01T00:00:00Z">
+        <w:r>
+          <w:rPr>
+            <w:rStyle w:val="NormalTok"/>
+          </w:rPr>
+          <w:t xml:space="preserve"> </w:t>
+        </w:r>
+      </w:ins>
+      <w:ins w:id="124" w:author="PR Preview" w:date="2026-01-01T00:00:00Z">
+        <w:r>
+          <w:rPr>
+            <w:rStyle w:val="OtherTok"/>
+          </w:rPr>
+          <w:t xml:space="preserve">=</w:t>
+        </w:r>
+      </w:ins>
+      <w:ins w:id="125" w:author="PR Preview" w:date="2026-01-01T00:00:00Z">
+        <w:r>
+          <w:rPr>
+            <w:rStyle w:val="NormalTok"/>
+          </w:rPr>
+          <w:t xml:space="preserve"> </w:t>
+        </w:r>
+      </w:ins>
+      <w:ins w:id="126" w:author="PR Preview" w:date="2026-01-01T00:00:00Z">
+        <w:r>
+          <w:rPr>
+            <w:rStyle w:val="FunctionTok"/>
+          </w:rPr>
+          <w:t xml:space="preserve">brewer</w:t>
+        </w:r>
+      </w:ins>
+      <w:ins w:id="127" w:author="PR Preview" w:date="2026-01-01T00:00:00Z">
+        <w:r>
+          <w:rPr>
+            <w:rStyle w:val="NormalTok"/>
+          </w:rPr>
+          <w:t xml:space="preserve">(</w:t>
+        </w:r>
+      </w:ins>
+      <w:ins w:id="128" w:author="PR Preview" w:date="2026-01-01T00:00:00Z">
+        <w:r>
+          <w:rPr>
+            <w:rStyle w:val="StringTok"/>
+          </w:rPr>
+          <w:t xml:space="preserve">"Set2"</w:t>
+        </w:r>
+      </w:ins>
+      <w:ins w:id="129" w:author="PR Preview" w:date="2026-01-01T00:00:00Z">
+        <w:r>
+          <w:rPr>
+            <w:rStyle w:val="NormalTok"/>
+          </w:rPr>
+          <w:t xml:space="preserve">),</w:t>
+        </w:r>
+      </w:ins>
+      <w:ins w:id="130" w:author="PR Preview" w:date="2026-01-01T00:00:00Z">
+        <w:r>
+          <w:br/>
+        </w:r>
+      </w:ins>
+      <w:ins w:id="131" w:author="PR Preview" w:date="2026-01-01T00:00:00Z">
+        <w:r>
+          <w:rPr>
+            <w:rStyle w:val="NormalTok"/>
+          </w:rPr>
+          <w:t xml:space="preserve">  </w:t>
+        </w:r>
+      </w:ins>
+      <w:ins w:id="132" w:author="PR Preview" w:date="2026-01-01T00:00:00Z">
+        <w:r>
+          <w:rPr>
+            <w:rStyle w:val="StringTok"/>
+          </w:rPr>
+          <w:t xml:space="preserve">"RColorBrewer Paired"</w:t>
+        </w:r>
+      </w:ins>
+      <w:ins w:id="133" w:author="PR Preview" w:date="2026-01-01T00:00:00Z">
+        <w:r>
+          <w:rPr>
+            <w:rStyle w:val="NormalTok"/>
+          </w:rPr>
+          <w:t xml:space="preserve"> </w:t>
+        </w:r>
+      </w:ins>
+      <w:ins w:id="134" w:author="PR Preview" w:date="2026-01-01T00:00:00Z">
+        <w:r>
+          <w:rPr>
+            <w:rStyle w:val="OtherTok"/>
+          </w:rPr>
+          <w:t xml:space="preserve">=</w:t>
+        </w:r>
+      </w:ins>
+      <w:ins w:id="135" w:author="PR Preview" w:date="2026-01-01T00:00:00Z">
+        <w:r>
+          <w:rPr>
+            <w:rStyle w:val="NormalTok"/>
+          </w:rPr>
+          <w:t xml:space="preserve"> </w:t>
+        </w:r>
+      </w:ins>
+      <w:ins w:id="136" w:author="PR Preview" w:date="2026-01-01T00:00:00Z">
+        <w:r>
+          <w:rPr>
+            <w:rStyle w:val="FunctionTok"/>
+          </w:rPr>
+          <w:t xml:space="preserve">brewer</w:t>
+        </w:r>
+      </w:ins>
+      <w:ins w:id="137" w:author="PR Preview" w:date="2026-01-01T00:00:00Z">
+        <w:r>
+          <w:rPr>
+            <w:rStyle w:val="NormalTok"/>
+          </w:rPr>
+          <w:t xml:space="preserve">(</w:t>
+        </w:r>
+      </w:ins>
+      <w:ins w:id="138" w:author="PR Preview" w:date="2026-01-01T00:00:00Z">
+        <w:r>
+          <w:rPr>
+            <w:rStyle w:val="StringTok"/>
+          </w:rPr>
+          <w:t xml:space="preserve">"Paired"</w:t>
+        </w:r>
+      </w:ins>
+      <w:ins w:id="139" w:author="PR Preview" w:date="2026-01-01T00:00:00Z">
+        <w:r>
+          <w:rPr>
+            <w:rStyle w:val="NormalTok"/>
+          </w:rPr>
+          <w:t xml:space="preserve">),</w:t>
+        </w:r>
+      </w:ins>
+      <w:ins w:id="140" w:author="PR Preview" w:date="2026-01-01T00:00:00Z">
+        <w:r>
+          <w:br/>
+        </w:r>
+      </w:ins>
+      <w:ins w:id="141" w:author="PR Preview" w:date="2026-01-01T00:00:00Z">
+        <w:r>
+          <w:rPr>
+            <w:rStyle w:val="NormalTok"/>
+          </w:rPr>
+          <w:t xml:space="preserve">  </w:t>
+        </w:r>
+      </w:ins>
+      <w:ins w:id="142" w:author="PR Preview" w:date="2026-01-01T00:00:00Z">
+        <w:r>
+          <w:rPr>
+            <w:rStyle w:val="StringTok"/>
+          </w:rPr>
+          <w:t xml:space="preserve">"khroma muted"</w:t>
+        </w:r>
+      </w:ins>
+      <w:ins w:id="143" w:author="PR Preview" w:date="2026-01-01T00:00:00Z">
+        <w:r>
+          <w:rPr>
+            <w:rStyle w:val="NormalTok"/>
+          </w:rPr>
+          <w:t xml:space="preserve"> </w:t>
+        </w:r>
+      </w:ins>
+      <w:ins w:id="144" w:author="PR Preview" w:date="2026-01-01T00:00:00Z">
+        <w:r>
+          <w:rPr>
+            <w:rStyle w:val="OtherTok"/>
+          </w:rPr>
+          <w:t xml:space="preserve">=</w:t>
+        </w:r>
+      </w:ins>
+      <w:ins w:id="145" w:author="PR Preview" w:date="2026-01-01T00:00:00Z">
+        <w:r>
+          <w:rPr>
+            <w:rStyle w:val="NormalTok"/>
+          </w:rPr>
+          <w:t xml:space="preserve"> </w:t>
+        </w:r>
+      </w:ins>
+      <w:ins w:id="146" w:author="PR Preview" w:date="2026-01-01T00:00:00Z">
+        <w:r>
+          <w:rPr>
+            <w:rStyle w:val="ControlFlowTok"/>
+          </w:rPr>
+          <w:t xml:space="preserve">function</w:t>
+        </w:r>
+      </w:ins>
+      <w:ins w:id="147" w:author="PR Preview" w:date="2026-01-01T00:00:00Z">
+        <w:r>
+          <w:rPr>
+            <w:rStyle w:val="NormalTok"/>
+          </w:rPr>
+          <w:t xml:space="preserve">(n) </w:t>
+        </w:r>
+      </w:ins>
+      <w:ins w:id="148" w:author="PR Preview" w:date="2026-01-01T00:00:00Z">
+        <w:r>
+          <w:rPr>
+            <w:rStyle w:val="FunctionTok"/>
+          </w:rPr>
+          <w:t xml:space="preserve">unname</w:t>
+        </w:r>
+      </w:ins>
+      <w:ins w:id="149" w:author="PR Preview" w:date="2026-01-01T00:00:00Z">
+        <w:r>
+          <w:rPr>
+            <w:rStyle w:val="NormalTok"/>
+          </w:rPr>
+          <w:t xml:space="preserve">(khroma</w:t>
+        </w:r>
+      </w:ins>
+      <w:ins w:id="150" w:author="PR Preview" w:date="2026-01-01T00:00:00Z">
+        <w:r>
+          <w:rPr>
+            <w:rStyle w:val="SpecialCharTok"/>
+          </w:rPr>
+          <w:t xml:space="preserve">::</w:t>
+        </w:r>
+      </w:ins>
+      <w:ins w:id="151" w:author="PR Preview" w:date="2026-01-01T00:00:00Z">
+        <w:r>
+          <w:rPr>
+            <w:rStyle w:val="FunctionTok"/>
+          </w:rPr>
+          <w:t xml:space="preserve">color</w:t>
+        </w:r>
+      </w:ins>
+      <w:ins w:id="152" w:author="PR Preview" w:date="2026-01-01T00:00:00Z">
+        <w:r>
+          <w:rPr>
+            <w:rStyle w:val="NormalTok"/>
+          </w:rPr>
+          <w:t xml:space="preserve">(</w:t>
+        </w:r>
+      </w:ins>
+      <w:ins w:id="153" w:author="PR Preview" w:date="2026-01-01T00:00:00Z">
+        <w:r>
+          <w:rPr>
+            <w:rStyle w:val="StringTok"/>
+          </w:rPr>
+          <w:t xml:space="preserve">"muted"</w:t>
+        </w:r>
+      </w:ins>
+      <w:ins w:id="154" w:author="PR Preview" w:date="2026-01-01T00:00:00Z">
+        <w:r>
+          <w:rPr>
+            <w:rStyle w:val="NormalTok"/>
+          </w:rPr>
+          <w:t xml:space="preserve">)(n)),</w:t>
+        </w:r>
+      </w:ins>
+      <w:ins w:id="155" w:author="PR Preview" w:date="2026-01-01T00:00:00Z">
+        <w:r>
+          <w:br/>
+        </w:r>
+      </w:ins>
+      <w:ins w:id="156" w:author="PR Preview" w:date="2026-01-01T00:00:00Z">
+        <w:r>
+          <w:rPr>
+            <w:rStyle w:val="NormalTok"/>
+          </w:rPr>
+          <w:t xml:space="preserve">  </w:t>
+        </w:r>
+      </w:ins>
+      <w:ins w:id="157" w:author="PR Preview" w:date="2026-01-01T00:00:00Z">
+        <w:r>
+          <w:rPr>
+            <w:rStyle w:val="StringTok"/>
+          </w:rPr>
+          <w:t xml:space="preserve">"viridis"</w:t>
+        </w:r>
+      </w:ins>
+      <w:ins w:id="158" w:author="PR Preview" w:date="2026-01-01T00:00:00Z">
+        <w:r>
+          <w:rPr>
+            <w:rStyle w:val="NormalTok"/>
+          </w:rPr>
+          <w:t xml:space="preserve"> </w:t>
+        </w:r>
+      </w:ins>
+      <w:ins w:id="159" w:author="PR Preview" w:date="2026-01-01T00:00:00Z">
+        <w:r>
+          <w:rPr>
+            <w:rStyle w:val="OtherTok"/>
+          </w:rPr>
+          <w:t xml:space="preserve">=</w:t>
+        </w:r>
+      </w:ins>
+      <w:ins w:id="160" w:author="PR Preview" w:date="2026-01-01T00:00:00Z">
+        <w:r>
+          <w:rPr>
+            <w:rStyle w:val="NormalTok"/>
+          </w:rPr>
+          <w:t xml:space="preserve"> </w:t>
+        </w:r>
+      </w:ins>
+      <w:ins w:id="161" w:author="PR Preview" w:date="2026-01-01T00:00:00Z">
+        <w:r>
+          <w:rPr>
+            <w:rStyle w:val="ControlFlowTok"/>
+          </w:rPr>
+          <w:t xml:space="preserve">function</w:t>
+        </w:r>
+      </w:ins>
+      <w:ins w:id="162" w:author="PR Preview" w:date="2026-01-01T00:00:00Z">
+        <w:r>
+          <w:rPr>
+            <w:rStyle w:val="NormalTok"/>
+          </w:rPr>
+          <w:t xml:space="preserve">(n) viridisLite</w:t>
+        </w:r>
+      </w:ins>
+      <w:ins w:id="163" w:author="PR Preview" w:date="2026-01-01T00:00:00Z">
+        <w:r>
+          <w:rPr>
+            <w:rStyle w:val="SpecialCharTok"/>
+          </w:rPr>
+          <w:t xml:space="preserve">::</w:t>
+        </w:r>
+      </w:ins>
+      <w:ins w:id="164" w:author="PR Preview" w:date="2026-01-01T00:00:00Z">
+        <w:r>
+          <w:rPr>
+            <w:rStyle w:val="FunctionTok"/>
+          </w:rPr>
+          <w:t xml:space="preserve">viridis</w:t>
+        </w:r>
+      </w:ins>
+      <w:ins w:id="165" w:author="PR Preview" w:date="2026-01-01T00:00:00Z">
+        <w:r>
+          <w:rPr>
+            <w:rStyle w:val="NormalTok"/>
+          </w:rPr>
+          <w:t xml:space="preserve">(n),</w:t>
+        </w:r>
+      </w:ins>
+      <w:ins w:id="166" w:author="PR Preview" w:date="2026-01-01T00:00:00Z">
+        <w:r>
+          <w:br/>
+        </w:r>
+      </w:ins>
+      <w:ins w:id="167" w:author="PR Preview" w:date="2026-01-01T00:00:00Z">
+        <w:r>
+          <w:rPr>
+            <w:rStyle w:val="NormalTok"/>
+          </w:rPr>
+          <w:t xml:space="preserve">  </w:t>
+        </w:r>
+      </w:ins>
+      <w:ins w:id="168" w:author="PR Preview" w:date="2026-01-01T00:00:00Z">
+        <w:r>
+          <w:rPr>
+            <w:rStyle w:val="StringTok"/>
+          </w:rPr>
+          <w:t xml:space="preserve">"rcartocolor Safe"</w:t>
+        </w:r>
+      </w:ins>
+      <w:ins w:id="169" w:author="PR Preview" w:date="2026-01-01T00:00:00Z">
+        <w:r>
+          <w:rPr>
+            <w:rStyle w:val="NormalTok"/>
+          </w:rPr>
+          <w:t xml:space="preserve"> </w:t>
+        </w:r>
+      </w:ins>
+      <w:ins w:id="170" w:author="PR Preview" w:date="2026-01-01T00:00:00Z">
+        <w:r>
+          <w:rPr>
+            <w:rStyle w:val="OtherTok"/>
+          </w:rPr>
+          <w:t xml:space="preserve">=</w:t>
+        </w:r>
+      </w:ins>
+      <w:ins w:id="171" w:author="PR Preview" w:date="2026-01-01T00:00:00Z">
+        <w:r>
+          <w:rPr>
+            <w:rStyle w:val="NormalTok"/>
+          </w:rPr>
+          <w:t xml:space="preserve"> </w:t>
+        </w:r>
+      </w:ins>
+      <w:ins w:id="172" w:author="PR Preview" w:date="2026-01-01T00:00:00Z">
+        <w:r>
+          <w:rPr>
+            <w:rStyle w:val="ControlFlowTok"/>
+          </w:rPr>
+          <w:t xml:space="preserve">function</w:t>
+        </w:r>
+      </w:ins>
+      <w:ins w:id="173" w:author="PR Preview" w:date="2026-01-01T00:00:00Z">
+        <w:r>
+          <w:rPr>
+            <w:rStyle w:val="NormalTok"/>
+          </w:rPr>
+          <w:t xml:space="preserve">(n) rcartocolor</w:t>
+        </w:r>
+      </w:ins>
+      <w:ins w:id="174" w:author="PR Preview" w:date="2026-01-01T00:00:00Z">
+        <w:r>
+          <w:rPr>
+            <w:rStyle w:val="SpecialCharTok"/>
+          </w:rPr>
+          <w:t xml:space="preserve">::</w:t>
+        </w:r>
+      </w:ins>
+      <w:ins w:id="175" w:author="PR Preview" w:date="2026-01-01T00:00:00Z">
+        <w:r>
+          <w:rPr>
+            <w:rStyle w:val="FunctionTok"/>
+          </w:rPr>
+          <w:t xml:space="preserve">carto_pal</w:t>
+        </w:r>
+      </w:ins>
+      <w:ins w:id="176" w:author="PR Preview" w:date="2026-01-01T00:00:00Z">
+        <w:r>
+          <w:rPr>
+            <w:rStyle w:val="NormalTok"/>
+          </w:rPr>
+          <w:t xml:space="preserve">(n, </w:t>
+        </w:r>
+      </w:ins>
+      <w:ins w:id="177" w:author="PR Preview" w:date="2026-01-01T00:00:00Z">
+        <w:r>
+          <w:rPr>
+            <w:rStyle w:val="StringTok"/>
+          </w:rPr>
+          <w:t xml:space="preserve">"Safe"</w:t>
+        </w:r>
+      </w:ins>
+      <w:ins w:id="178" w:author="PR Preview" w:date="2026-01-01T00:00:00Z">
         <w:r>
           <w:rPr>
             <w:rStyle w:val="NormalTok"/>
@@ -276,38 +1322,488 @@
           <w:t xml:space="preserve">)</w:t>
         </w:r>
       </w:ins>
-      <w:ins w:id="43" w:author="PR Preview" w:date="2026-01-01T00:00:00Z">
+      <w:ins w:id="179" w:author="PR Preview" w:date="2026-01-01T00:00:00Z">
         <w:r>
           <w:br/>
         </w:r>
       </w:ins>
-      <w:ins w:id="44" w:author="PR Preview" w:date="2026-01-01T00:00:00Z">
+      <w:ins w:id="180" w:author="PR Preview" w:date="2026-01-01T00:00:00Z">
+        <w:r>
+          <w:rPr>
+            <w:rStyle w:val="NormalTok"/>
+          </w:rPr>
+          <w:t xml:space="preserve">)</w:t>
+        </w:r>
+      </w:ins>
+      <w:ins w:id="181" w:author="PR Preview" w:date="2026-01-01T00:00:00Z">
         <w:r>
           <w:br/>
         </w:r>
       </w:ins>
-      <w:ins w:id="45" w:author="PR Preview" w:date="2026-01-01T00:00:00Z">
+      <w:ins w:id="182" w:author="PR Preview" w:date="2026-01-01T00:00:00Z">
+        <w:r>
+          <w:br/>
+        </w:r>
+      </w:ins>
+      <w:ins w:id="183" w:author="PR Preview" w:date="2026-01-01T00:00:00Z">
+        <w:r>
+          <w:rPr>
+            <w:rStyle w:val="NormalTok"/>
+          </w:rPr>
+          <w:t xml:space="preserve">worst_case_distance </w:t>
+        </w:r>
+      </w:ins>
+      <w:ins w:id="184" w:author="PR Preview" w:date="2026-01-01T00:00:00Z">
+        <w:r>
+          <w:rPr>
+            <w:rStyle w:val="OtherTok"/>
+          </w:rPr>
+          <w:t xml:space="preserve">&lt;-</w:t>
+        </w:r>
+      </w:ins>
+      <w:ins w:id="185" w:author="PR Preview" w:date="2026-01-01T00:00:00Z">
+        <w:r>
+          <w:rPr>
+            <w:rStyle w:val="NormalTok"/>
+          </w:rPr>
+          <w:t xml:space="preserve"> </w:t>
+        </w:r>
+      </w:ins>
+      <w:ins w:id="186" w:author="PR Preview" w:date="2026-01-01T00:00:00Z">
+        <w:r>
+          <w:rPr>
+            <w:rStyle w:val="ControlFlowTok"/>
+          </w:rPr>
+          <w:t xml:space="preserve">function</w:t>
+        </w:r>
+      </w:ins>
+      <w:ins w:id="187" w:author="PR Preview" w:date="2026-01-01T00:00:00Z">
+        <w:r>
+          <w:rPr>
+            <w:rStyle w:val="NormalTok"/>
+          </w:rPr>
+          <w:t xml:space="preserve">(make_palette, n) {</w:t>
+        </w:r>
+      </w:ins>
+      <w:ins w:id="188" w:author="PR Preview" w:date="2026-01-01T00:00:00Z">
+        <w:r>
+          <w:br/>
+        </w:r>
+      </w:ins>
+      <w:ins w:id="189" w:author="PR Preview" w:date="2026-01-01T00:00:00Z">
+        <w:r>
+          <w:rPr>
+            <w:rStyle w:val="NormalTok"/>
+          </w:rPr>
+          <w:t xml:space="preserve">  colors </w:t>
+        </w:r>
+      </w:ins>
+      <w:ins w:id="190" w:author="PR Preview" w:date="2026-01-01T00:00:00Z">
+        <w:r>
+          <w:rPr>
+            <w:rStyle w:val="OtherTok"/>
+          </w:rPr>
+          <w:t xml:space="preserve">&lt;-</w:t>
+        </w:r>
+      </w:ins>
+      <w:ins w:id="191" w:author="PR Preview" w:date="2026-01-01T00:00:00Z">
+        <w:r>
+          <w:rPr>
+            <w:rStyle w:val="NormalTok"/>
+          </w:rPr>
+          <w:t xml:space="preserve"> </w:t>
+        </w:r>
+      </w:ins>
+      <w:ins w:id="192" w:author="PR Preview" w:date="2026-01-01T00:00:00Z">
+        <w:r>
+          <w:rPr>
+            <w:rStyle w:val="FunctionTok"/>
+          </w:rPr>
+          <w:t xml:space="preserve">tryCatch</w:t>
+        </w:r>
+      </w:ins>
+      <w:ins w:id="193" w:author="PR Preview" w:date="2026-01-01T00:00:00Z">
+        <w:r>
+          <w:rPr>
+            <w:rStyle w:val="NormalTok"/>
+          </w:rPr>
+          <w:t xml:space="preserve">(</w:t>
+        </w:r>
+      </w:ins>
+      <w:ins w:id="194" w:author="PR Preview" w:date="2026-01-01T00:00:00Z">
+        <w:r>
+          <w:br/>
+        </w:r>
+      </w:ins>
+      <w:ins w:id="195" w:author="PR Preview" w:date="2026-01-01T00:00:00Z">
+        <w:r>
+          <w:rPr>
+            <w:rStyle w:val="NormalTok"/>
+          </w:rPr>
+          <w:t xml:space="preserve">    </w:t>
+        </w:r>
+      </w:ins>
+      <w:ins w:id="196" w:author="PR Preview" w:date="2026-01-01T00:00:00Z">
+        <w:r>
+          <w:rPr>
+            <w:rStyle w:val="FunctionTok"/>
+          </w:rPr>
+          <w:t xml:space="preserve">make_palette</w:t>
+        </w:r>
+      </w:ins>
+      <w:ins w:id="197" w:author="PR Preview" w:date="2026-01-01T00:00:00Z">
+        <w:r>
+          <w:rPr>
+            <w:rStyle w:val="NormalTok"/>
+          </w:rPr>
+          <w:t xml:space="preserve">(n),</w:t>
+        </w:r>
+      </w:ins>
+      <w:ins w:id="198" w:author="PR Preview" w:date="2026-01-01T00:00:00Z">
+        <w:r>
+          <w:br/>
+        </w:r>
+      </w:ins>
+      <w:ins w:id="199" w:author="PR Preview" w:date="2026-01-01T00:00:00Z">
+        <w:r>
+          <w:rPr>
+            <w:rStyle w:val="NormalTok"/>
+          </w:rPr>
+          <w:t xml:space="preserve">    </w:t>
+        </w:r>
+      </w:ins>
+      <w:ins w:id="200" w:author="PR Preview" w:date="2026-01-01T00:00:00Z">
+        <w:r>
+          <w:rPr>
+            <w:rStyle w:val="AttributeTok"/>
+          </w:rPr>
+          <w:t xml:space="preserve">error =</w:t>
+        </w:r>
+      </w:ins>
+      <w:ins w:id="201" w:author="PR Preview" w:date="2026-01-01T00:00:00Z">
+        <w:r>
+          <w:rPr>
+            <w:rStyle w:val="NormalTok"/>
+          </w:rPr>
+          <w:t xml:space="preserve"> </w:t>
+        </w:r>
+      </w:ins>
+      <w:ins w:id="202" w:author="PR Preview" w:date="2026-01-01T00:00:00Z">
+        <w:r>
+          <w:rPr>
+            <w:rStyle w:val="ControlFlowTok"/>
+          </w:rPr>
+          <w:t xml:space="preserve">function</w:t>
+        </w:r>
+      </w:ins>
+      <w:ins w:id="203" w:author="PR Preview" w:date="2026-01-01T00:00:00Z">
+        <w:r>
+          <w:rPr>
+            <w:rStyle w:val="NormalTok"/>
+          </w:rPr>
+          <w:t xml:space="preserve">(e) </w:t>
+        </w:r>
+      </w:ins>
+      <w:ins w:id="204" w:author="PR Preview" w:date="2026-01-01T00:00:00Z">
+        <w:r>
+          <w:rPr>
+            <w:rStyle w:val="ConstantTok"/>
+          </w:rPr>
+          <w:t xml:space="preserve">NULL</w:t>
+        </w:r>
+      </w:ins>
+      <w:ins w:id="205" w:author="PR Preview" w:date="2026-01-01T00:00:00Z">
+        <w:r>
+          <w:rPr>
+            <w:rStyle w:val="NormalTok"/>
+          </w:rPr>
+          <w:t xml:space="preserve">,</w:t>
+        </w:r>
+      </w:ins>
+      <w:ins w:id="206" w:author="PR Preview" w:date="2026-01-01T00:00:00Z">
+        <w:r>
+          <w:br/>
+        </w:r>
+      </w:ins>
+      <w:ins w:id="207" w:author="PR Preview" w:date="2026-01-01T00:00:00Z">
+        <w:r>
+          <w:rPr>
+            <w:rStyle w:val="NormalTok"/>
+          </w:rPr>
+          <w:t xml:space="preserve">    </w:t>
+        </w:r>
+      </w:ins>
+      <w:ins w:id="208" w:author="PR Preview" w:date="2026-01-01T00:00:00Z">
+        <w:r>
+          <w:rPr>
+            <w:rStyle w:val="AttributeTok"/>
+          </w:rPr>
+          <w:t xml:space="preserve">warning =</w:t>
+        </w:r>
+      </w:ins>
+      <w:ins w:id="209" w:author="PR Preview" w:date="2026-01-01T00:00:00Z">
+        <w:r>
+          <w:rPr>
+            <w:rStyle w:val="NormalTok"/>
+          </w:rPr>
+          <w:t xml:space="preserve"> </w:t>
+        </w:r>
+      </w:ins>
+      <w:ins w:id="210" w:author="PR Preview" w:date="2026-01-01T00:00:00Z">
+        <w:r>
+          <w:rPr>
+            <w:rStyle w:val="ControlFlowTok"/>
+          </w:rPr>
+          <w:t xml:space="preserve">function</w:t>
+        </w:r>
+      </w:ins>
+      <w:ins w:id="211" w:author="PR Preview" w:date="2026-01-01T00:00:00Z">
+        <w:r>
+          <w:rPr>
+            <w:rStyle w:val="NormalTok"/>
+          </w:rPr>
+          <w:t xml:space="preserve">(w) </w:t>
+        </w:r>
+      </w:ins>
+      <w:ins w:id="212" w:author="PR Preview" w:date="2026-01-01T00:00:00Z">
+        <w:r>
+          <w:rPr>
+            <w:rStyle w:val="ConstantTok"/>
+          </w:rPr>
+          <w:t xml:space="preserve">NULL</w:t>
+        </w:r>
+      </w:ins>
+      <w:ins w:id="213" w:author="PR Preview" w:date="2026-01-01T00:00:00Z">
+        <w:r>
+          <w:br/>
+        </w:r>
+      </w:ins>
+      <w:ins w:id="214" w:author="PR Preview" w:date="2026-01-01T00:00:00Z">
+        <w:r>
+          <w:rPr>
+            <w:rStyle w:val="NormalTok"/>
+          </w:rPr>
+          <w:t xml:space="preserve">  )</w:t>
+        </w:r>
+      </w:ins>
+      <w:ins w:id="215" w:author="PR Preview" w:date="2026-01-01T00:00:00Z">
+        <w:r>
+          <w:br/>
+        </w:r>
+      </w:ins>
+      <w:ins w:id="216" w:author="PR Preview" w:date="2026-01-01T00:00:00Z">
+        <w:r>
+          <w:rPr>
+            <w:rStyle w:val="NormalTok"/>
+          </w:rPr>
+          <w:t xml:space="preserve">  </w:t>
+        </w:r>
+      </w:ins>
+      <w:ins w:id="217" w:author="PR Preview" w:date="2026-01-01T00:00:00Z">
+        <w:r>
+          <w:rPr>
+            <w:rStyle w:val="ControlFlowTok"/>
+          </w:rPr>
+          <w:t xml:space="preserve">if</w:t>
+        </w:r>
+      </w:ins>
+      <w:ins w:id="218" w:author="PR Preview" w:date="2026-01-01T00:00:00Z">
+        <w:r>
+          <w:rPr>
+            <w:rStyle w:val="NormalTok"/>
+          </w:rPr>
+          <w:t xml:space="preserve"> (</w:t>
+        </w:r>
+      </w:ins>
+      <w:ins w:id="219" w:author="PR Preview" w:date="2026-01-01T00:00:00Z">
+        <w:r>
+          <w:rPr>
+            <w:rStyle w:val="FunctionTok"/>
+          </w:rPr>
+          <w:t xml:space="preserve">is.null</w:t>
+        </w:r>
+      </w:ins>
+      <w:ins w:id="220" w:author="PR Preview" w:date="2026-01-01T00:00:00Z">
+        <w:r>
+          <w:rPr>
+            <w:rStyle w:val="NormalTok"/>
+          </w:rPr>
+          <w:t xml:space="preserve">(colors) </w:t>
+        </w:r>
+      </w:ins>
+      <w:ins w:id="221" w:author="PR Preview" w:date="2026-01-01T00:00:00Z">
+        <w:r>
+          <w:rPr>
+            <w:rStyle w:val="SpecialCharTok"/>
+          </w:rPr>
+          <w:t xml:space="preserve">||</w:t>
+        </w:r>
+      </w:ins>
+      <w:ins w:id="222" w:author="PR Preview" w:date="2026-01-01T00:00:00Z">
+        <w:r>
+          <w:rPr>
+            <w:rStyle w:val="NormalTok"/>
+          </w:rPr>
+          <w:t xml:space="preserve"> </w:t>
+        </w:r>
+      </w:ins>
+      <w:ins w:id="223" w:author="PR Preview" w:date="2026-01-01T00:00:00Z">
+        <w:r>
+          <w:rPr>
+            <w:rStyle w:val="FunctionTok"/>
+          </w:rPr>
+          <w:t xml:space="preserve">length</w:t>
+        </w:r>
+      </w:ins>
+      <w:ins w:id="224" w:author="PR Preview" w:date="2026-01-01T00:00:00Z">
+        <w:r>
+          <w:rPr>
+            <w:rStyle w:val="NormalTok"/>
+          </w:rPr>
+          <w:t xml:space="preserve">(colors) </w:t>
+        </w:r>
+      </w:ins>
+      <w:ins w:id="225" w:author="PR Preview" w:date="2026-01-01T00:00:00Z">
+        <w:r>
+          <w:rPr>
+            <w:rStyle w:val="SpecialCharTok"/>
+          </w:rPr>
+          <w:t xml:space="preserve">&lt;</w:t>
+        </w:r>
+      </w:ins>
+      <w:ins w:id="226" w:author="PR Preview" w:date="2026-01-01T00:00:00Z">
+        <w:r>
+          <w:rPr>
+            <w:rStyle w:val="NormalTok"/>
+          </w:rPr>
+          <w:t xml:space="preserve"> n </w:t>
+        </w:r>
+      </w:ins>
+      <w:ins w:id="227" w:author="PR Preview" w:date="2026-01-01T00:00:00Z">
+        <w:r>
+          <w:rPr>
+            <w:rStyle w:val="SpecialCharTok"/>
+          </w:rPr>
+          <w:t xml:space="preserve">||</w:t>
+        </w:r>
+      </w:ins>
+      <w:ins w:id="228" w:author="PR Preview" w:date="2026-01-01T00:00:00Z">
+        <w:r>
+          <w:rPr>
+            <w:rStyle w:val="NormalTok"/>
+          </w:rPr>
+          <w:t xml:space="preserve"> </w:t>
+        </w:r>
+      </w:ins>
+      <w:ins w:id="229" w:author="PR Preview" w:date="2026-01-01T00:00:00Z">
+        <w:r>
+          <w:rPr>
+            <w:rStyle w:val="FunctionTok"/>
+          </w:rPr>
+          <w:t xml:space="preserve">anyNA</w:t>
+        </w:r>
+      </w:ins>
+      <w:ins w:id="230" w:author="PR Preview" w:date="2026-01-01T00:00:00Z">
+        <w:r>
+          <w:rPr>
+            <w:rStyle w:val="NormalTok"/>
+          </w:rPr>
+          <w:t xml:space="preserve">(colors)) {</w:t>
+        </w:r>
+      </w:ins>
+      <w:ins w:id="231" w:author="PR Preview" w:date="2026-01-01T00:00:00Z">
+        <w:r>
+          <w:br/>
+        </w:r>
+      </w:ins>
+      <w:ins w:id="232" w:author="PR Preview" w:date="2026-01-01T00:00:00Z">
+        <w:r>
+          <w:rPr>
+            <w:rStyle w:val="NormalTok"/>
+          </w:rPr>
+          <w:t xml:space="preserve">    </w:t>
+        </w:r>
+      </w:ins>
+      <w:ins w:id="233" w:author="PR Preview" w:date="2026-01-01T00:00:00Z">
+        <w:r>
+          <w:rPr>
+            <w:rStyle w:val="FunctionTok"/>
+          </w:rPr>
+          <w:t xml:space="preserve">return</w:t>
+        </w:r>
+      </w:ins>
+      <w:ins w:id="234" w:author="PR Preview" w:date="2026-01-01T00:00:00Z">
+        <w:r>
+          <w:rPr>
+            <w:rStyle w:val="NormalTok"/>
+          </w:rPr>
+          <w:t xml:space="preserve">(</w:t>
+        </w:r>
+      </w:ins>
+      <w:ins w:id="235" w:author="PR Preview" w:date="2026-01-01T00:00:00Z">
+        <w:r>
+          <w:rPr>
+            <w:rStyle w:val="ConstantTok"/>
+          </w:rPr>
+          <w:t xml:space="preserve">NA_real_</w:t>
+        </w:r>
+      </w:ins>
+      <w:ins w:id="236" w:author="PR Preview" w:date="2026-01-01T00:00:00Z">
+        <w:r>
+          <w:rPr>
+            <w:rStyle w:val="NormalTok"/>
+          </w:rPr>
+          <w:t xml:space="preserve">)</w:t>
+        </w:r>
+      </w:ins>
+      <w:ins w:id="237" w:author="PR Preview" w:date="2026-01-01T00:00:00Z">
+        <w:r>
+          <w:br/>
+        </w:r>
+      </w:ins>
+      <w:ins w:id="238" w:author="PR Preview" w:date="2026-01-01T00:00:00Z">
+        <w:r>
+          <w:rPr>
+            <w:rStyle w:val="NormalTok"/>
+          </w:rPr>
+          <w:t xml:space="preserve">  }</w:t>
+        </w:r>
+      </w:ins>
+      <w:ins w:id="239" w:author="PR Preview" w:date="2026-01-01T00:00:00Z">
+        <w:r>
+          <w:br/>
+        </w:r>
+      </w:ins>
+      <w:ins w:id="240" w:author="PR Preview" w:date="2026-01-01T00:00:00Z">
+        <w:r>
+          <w:rPr>
+            <w:rStyle w:val="NormalTok"/>
+          </w:rPr>
+          <w:t xml:space="preserve">  </w:t>
+        </w:r>
+      </w:ins>
+      <w:ins w:id="241" w:author="PR Preview" w:date="2026-01-01T00:00:00Z">
         <w:r>
           <w:rPr>
             <w:rStyle w:val="CommentTok"/>
           </w:rPr>
-          <w:t xml:space="preserve"># order puts blue and vermillion first and leaves out black and grey</w:t>
-        </w:r>
-      </w:ins>
-      <w:ins w:id="46" w:author="PR Preview" w:date="2026-01-01T00:00:00Z">
+          <w:t xml:space="preserve"># viridis adds an alpha channel; palette_check() wants plain "#rrggbb"</w:t>
+        </w:r>
+      </w:ins>
+      <w:ins w:id="242" w:author="PR Preview" w:date="2026-01-01T00:00:00Z">
         <w:r>
           <w:br/>
         </w:r>
       </w:ins>
-      <w:ins w:id="47" w:author="PR Preview" w:date="2026-01-01T00:00:00Z">
-        <w:r>
-          <w:rPr>
-            <w:rStyle w:val="NormalTok"/>
-          </w:rPr>
-          <w:t xml:space="preserve">okabe_ito_order </w:t>
-        </w:r>
-      </w:ins>
-      <w:ins w:id="48" w:author="PR Preview" w:date="2026-01-01T00:00:00Z">
+      <w:ins w:id="243" w:author="PR Preview" w:date="2026-01-01T00:00:00Z">
+        <w:r>
+          <w:rPr>
+            <w:rStyle w:val="NormalTok"/>
+          </w:rPr>
+          <w:t xml:space="preserve">  colors </w:t>
+        </w:r>
+      </w:ins>
+      <w:ins w:id="244" w:author="PR Preview" w:date="2026-01-01T00:00:00Z">
         <w:r>
           <w:rPr>
             <w:rStyle w:val="OtherTok"/>
@@ -315,23 +1811,288 @@
           <w:t xml:space="preserve">&lt;-</w:t>
         </w:r>
       </w:ins>
-      <w:ins w:id="49" w:author="PR Preview" w:date="2026-01-01T00:00:00Z">
-        <w:r>
-          <w:rPr>
-            <w:rStyle w:val="NormalTok"/>
-          </w:rPr>
-          <w:t xml:space="preserve"> </w:t>
-        </w:r>
-      </w:ins>
-      <w:ins w:id="50" w:author="PR Preview" w:date="2026-01-01T00:00:00Z">
+      <w:ins w:id="245" w:author="PR Preview" w:date="2026-01-01T00:00:00Z">
+        <w:r>
+          <w:rPr>
+            <w:rStyle w:val="NormalTok"/>
+          </w:rPr>
+          <w:t xml:space="preserve"> </w:t>
+        </w:r>
+      </w:ins>
+      <w:ins w:id="246" w:author="PR Preview" w:date="2026-01-01T00:00:00Z">
         <w:r>
           <w:rPr>
             <w:rStyle w:val="FunctionTok"/>
           </w:rPr>
+          <w:t xml:space="preserve">substr</w:t>
+        </w:r>
+      </w:ins>
+      <w:ins w:id="247" w:author="PR Preview" w:date="2026-01-01T00:00:00Z">
+        <w:r>
+          <w:rPr>
+            <w:rStyle w:val="NormalTok"/>
+          </w:rPr>
+          <w:t xml:space="preserve">(</w:t>
+        </w:r>
+      </w:ins>
+      <w:ins w:id="248" w:author="PR Preview" w:date="2026-01-01T00:00:00Z">
+        <w:r>
+          <w:rPr>
+            <w:rStyle w:val="FunctionTok"/>
+          </w:rPr>
+          <w:t xml:space="preserve">as.character</w:t>
+        </w:r>
+      </w:ins>
+      <w:ins w:id="249" w:author="PR Preview" w:date="2026-01-01T00:00:00Z">
+        <w:r>
+          <w:rPr>
+            <w:rStyle w:val="NormalTok"/>
+          </w:rPr>
+          <w:t xml:space="preserve">(colors), </w:t>
+        </w:r>
+      </w:ins>
+      <w:ins w:id="250" w:author="PR Preview" w:date="2026-01-01T00:00:00Z">
+        <w:r>
+          <w:rPr>
+            <w:rStyle w:val="DecValTok"/>
+          </w:rPr>
+          <w:t xml:space="preserve">1</w:t>
+        </w:r>
+      </w:ins>
+      <w:ins w:id="251" w:author="PR Preview" w:date="2026-01-01T00:00:00Z">
+        <w:r>
+          <w:rPr>
+            <w:rStyle w:val="NormalTok"/>
+          </w:rPr>
+          <w:t xml:space="preserve">, </w:t>
+        </w:r>
+      </w:ins>
+      <w:ins w:id="252" w:author="PR Preview" w:date="2026-01-01T00:00:00Z">
+        <w:r>
+          <w:rPr>
+            <w:rStyle w:val="DecValTok"/>
+          </w:rPr>
+          <w:t xml:space="preserve">7</w:t>
+        </w:r>
+      </w:ins>
+      <w:ins w:id="253" w:author="PR Preview" w:date="2026-01-01T00:00:00Z">
+        <w:r>
+          <w:rPr>
+            <w:rStyle w:val="NormalTok"/>
+          </w:rPr>
+          <w:t xml:space="preserve">)</w:t>
+        </w:r>
+      </w:ins>
+      <w:ins w:id="254" w:author="PR Preview" w:date="2026-01-01T00:00:00Z">
+        <w:r>
+          <w:br/>
+        </w:r>
+      </w:ins>
+      <w:ins w:id="255" w:author="PR Preview" w:date="2026-01-01T00:00:00Z">
+        <w:r>
+          <w:rPr>
+            <w:rStyle w:val="NormalTok"/>
+          </w:rPr>
+          <w:t xml:space="preserve">  </w:t>
+        </w:r>
+      </w:ins>
+      <w:ins w:id="256" w:author="PR Preview" w:date="2026-01-01T00:00:00Z">
+        <w:r>
+          <w:rPr>
+            <w:rStyle w:val="CommentTok"/>
+          </w:rPr>
+          <w:t xml:space="preserve"># the first row is normal vision; the rest are the simulated deficiencies</w:t>
+        </w:r>
+      </w:ins>
+      <w:ins w:id="257" w:author="PR Preview" w:date="2026-01-01T00:00:00Z">
+        <w:r>
+          <w:br/>
+        </w:r>
+      </w:ins>
+      <w:ins w:id="258" w:author="PR Preview" w:date="2026-01-01T00:00:00Z">
+        <w:r>
+          <w:rPr>
+            <w:rStyle w:val="NormalTok"/>
+          </w:rPr>
+          <w:t xml:space="preserve">  </w:t>
+        </w:r>
+      </w:ins>
+      <w:ins w:id="259" w:author="PR Preview" w:date="2026-01-01T00:00:00Z">
+        <w:r>
+          <w:rPr>
+            <w:rStyle w:val="FunctionTok"/>
+          </w:rPr>
+          <w:t xml:space="preserve">min</w:t>
+        </w:r>
+      </w:ins>
+      <w:ins w:id="260" w:author="PR Preview" w:date="2026-01-01T00:00:00Z">
+        <w:r>
+          <w:rPr>
+            <w:rStyle w:val="NormalTok"/>
+          </w:rPr>
+          <w:t xml:space="preserve">(colorblindcheck</w:t>
+        </w:r>
+      </w:ins>
+      <w:ins w:id="261" w:author="PR Preview" w:date="2026-01-01T00:00:00Z">
+        <w:r>
+          <w:rPr>
+            <w:rStyle w:val="SpecialCharTok"/>
+          </w:rPr>
+          <w:t xml:space="preserve">::</w:t>
+        </w:r>
+      </w:ins>
+      <w:ins w:id="262" w:author="PR Preview" w:date="2026-01-01T00:00:00Z">
+        <w:r>
+          <w:rPr>
+            <w:rStyle w:val="FunctionTok"/>
+          </w:rPr>
+          <w:t xml:space="preserve">palette_check</w:t>
+        </w:r>
+      </w:ins>
+      <w:ins w:id="263" w:author="PR Preview" w:date="2026-01-01T00:00:00Z">
+        <w:r>
+          <w:rPr>
+            <w:rStyle w:val="NormalTok"/>
+          </w:rPr>
+          <w:t xml:space="preserve">(colors)</w:t>
+        </w:r>
+      </w:ins>
+      <w:ins w:id="264" w:author="PR Preview" w:date="2026-01-01T00:00:00Z">
+        <w:r>
+          <w:rPr>
+            <w:rStyle w:val="SpecialCharTok"/>
+          </w:rPr>
+          <w:t xml:space="preserve">$</w:t>
+        </w:r>
+      </w:ins>
+      <w:ins w:id="265" w:author="PR Preview" w:date="2026-01-01T00:00:00Z">
+        <w:r>
+          <w:rPr>
+            <w:rStyle w:val="NormalTok"/>
+          </w:rPr>
+          <w:t xml:space="preserve">min_dist[</w:t>
+        </w:r>
+      </w:ins>
+      <w:ins w:id="266" w:author="PR Preview" w:date="2026-01-01T00:00:00Z">
+        <w:r>
+          <w:rPr>
+            <w:rStyle w:val="SpecialCharTok"/>
+          </w:rPr>
+          <w:t xml:space="preserve">-</w:t>
+        </w:r>
+      </w:ins>
+      <w:ins w:id="267" w:author="PR Preview" w:date="2026-01-01T00:00:00Z">
+        <w:r>
+          <w:rPr>
+            <w:rStyle w:val="DecValTok"/>
+          </w:rPr>
+          <w:t xml:space="preserve">1</w:t>
+        </w:r>
+      </w:ins>
+      <w:ins w:id="268" w:author="PR Preview" w:date="2026-01-01T00:00:00Z">
+        <w:r>
+          <w:rPr>
+            <w:rStyle w:val="NormalTok"/>
+          </w:rPr>
+          <w:t xml:space="preserve">])</w:t>
+        </w:r>
+      </w:ins>
+      <w:ins w:id="269" w:author="PR Preview" w:date="2026-01-01T00:00:00Z">
+        <w:r>
+          <w:br/>
+        </w:r>
+      </w:ins>
+      <w:ins w:id="270" w:author="PR Preview" w:date="2026-01-01T00:00:00Z">
+        <w:r>
+          <w:rPr>
+            <w:rStyle w:val="NormalTok"/>
+          </w:rPr>
+          <w:t xml:space="preserve">}</w:t>
+        </w:r>
+      </w:ins>
+      <w:ins w:id="271" w:author="PR Preview" w:date="2026-01-01T00:00:00Z">
+        <w:r>
+          <w:br/>
+        </w:r>
+      </w:ins>
+      <w:ins w:id="272" w:author="PR Preview" w:date="2026-01-01T00:00:00Z">
+        <w:r>
+          <w:br/>
+        </w:r>
+      </w:ins>
+      <w:ins w:id="273" w:author="PR Preview" w:date="2026-01-01T00:00:00Z">
+        <w:r>
+          <w:rPr>
+            <w:rStyle w:val="FunctionTok"/>
+          </w:rPr>
+          <w:t xml:space="preserve">expand.grid</w:t>
+        </w:r>
+      </w:ins>
+      <w:ins w:id="274" w:author="PR Preview" w:date="2026-01-01T00:00:00Z">
+        <w:r>
+          <w:rPr>
+            <w:rStyle w:val="NormalTok"/>
+          </w:rPr>
+          <w:t xml:space="preserve">(</w:t>
+        </w:r>
+      </w:ins>
+      <w:ins w:id="275" w:author="PR Preview" w:date="2026-01-01T00:00:00Z">
+        <w:r>
+          <w:rPr>
+            <w:rStyle w:val="AttributeTok"/>
+          </w:rPr>
+          <w:t xml:space="preserve">palette =</w:t>
+        </w:r>
+      </w:ins>
+      <w:ins w:id="276" w:author="PR Preview" w:date="2026-01-01T00:00:00Z">
+        <w:r>
+          <w:rPr>
+            <w:rStyle w:val="NormalTok"/>
+          </w:rPr>
+          <w:t xml:space="preserve"> </w:t>
+        </w:r>
+      </w:ins>
+      <w:ins w:id="277" w:author="PR Preview" w:date="2026-01-01T00:00:00Z">
+        <w:r>
+          <w:rPr>
+            <w:rStyle w:val="FunctionTok"/>
+          </w:rPr>
+          <w:t xml:space="preserve">names</w:t>
+        </w:r>
+      </w:ins>
+      <w:ins w:id="278" w:author="PR Preview" w:date="2026-01-01T00:00:00Z">
+        <w:r>
+          <w:rPr>
+            <w:rStyle w:val="NormalTok"/>
+          </w:rPr>
+          <w:t xml:space="preserve">(palettes), </w:t>
+        </w:r>
+      </w:ins>
+      <w:ins w:id="279" w:author="PR Preview" w:date="2026-01-01T00:00:00Z">
+        <w:r>
+          <w:rPr>
+            <w:rStyle w:val="AttributeTok"/>
+          </w:rPr>
+          <w:t xml:space="preserve">groups =</w:t>
+        </w:r>
+      </w:ins>
+      <w:ins w:id="280" w:author="PR Preview" w:date="2026-01-01T00:00:00Z">
+        <w:r>
+          <w:rPr>
+            <w:rStyle w:val="NormalTok"/>
+          </w:rPr>
+          <w:t xml:space="preserve"> </w:t>
+        </w:r>
+      </w:ins>
+      <w:ins w:id="281" w:author="PR Preview" w:date="2026-01-01T00:00:00Z">
+        <w:r>
+          <w:rPr>
+            <w:rStyle w:val="FunctionTok"/>
+          </w:rPr>
           <w:t xml:space="preserve">c</w:t>
         </w:r>
       </w:ins>
-      <w:ins w:id="51" w:author="PR Preview" w:date="2026-01-01T00:00:00Z">
+      <w:ins w:id="282" w:author="PR Preview" w:date="2026-01-01T00:00:00Z">
         <w:r>
           <w:rPr>
             <w:rStyle w:val="NormalTok"/>
@@ -339,15 +2100,31 @@
           <w:t xml:space="preserve">(</w:t>
         </w:r>
       </w:ins>
-      <w:ins w:id="52" w:author="PR Preview" w:date="2026-01-01T00:00:00Z">
+      <w:ins w:id="283" w:author="PR Preview" w:date="2026-01-01T00:00:00Z">
         <w:r>
           <w:rPr>
             <w:rStyle w:val="DecValTok"/>
           </w:rPr>
+          <w:t xml:space="preserve">3</w:t>
+        </w:r>
+      </w:ins>
+      <w:ins w:id="284" w:author="PR Preview" w:date="2026-01-01T00:00:00Z">
+        <w:r>
+          <w:rPr>
+            <w:rStyle w:val="NormalTok"/>
+          </w:rPr>
+          <w:t xml:space="preserve">, </w:t>
+        </w:r>
+      </w:ins>
+      <w:ins w:id="285" w:author="PR Preview" w:date="2026-01-01T00:00:00Z">
+        <w:r>
+          <w:rPr>
+            <w:rStyle w:val="DecValTok"/>
+          </w:rPr>
           <w:t xml:space="preserve">5</w:t>
         </w:r>
       </w:ins>
-      <w:ins w:id="53" w:author="PR Preview" w:date="2026-01-01T00:00:00Z">
+      <w:ins w:id="286" w:author="PR Preview" w:date="2026-01-01T00:00:00Z">
         <w:r>
           <w:rPr>
             <w:rStyle w:val="NormalTok"/>
@@ -355,15 +2132,15 @@
           <w:t xml:space="preserve">, </w:t>
         </w:r>
       </w:ins>
-      <w:ins w:id="54" w:author="PR Preview" w:date="2026-01-01T00:00:00Z">
+      <w:ins w:id="287" w:author="PR Preview" w:date="2026-01-01T00:00:00Z">
         <w:r>
           <w:rPr>
             <w:rStyle w:val="DecValTok"/>
           </w:rPr>
-          <w:t xml:space="preserve">6</w:t>
-        </w:r>
-      </w:ins>
-      <w:ins w:id="55" w:author="PR Preview" w:date="2026-01-01T00:00:00Z">
+          <w:t xml:space="preserve">7</w:t>
+        </w:r>
+      </w:ins>
+      <w:ins w:id="288" w:author="PR Preview" w:date="2026-01-01T00:00:00Z">
         <w:r>
           <w:rPr>
             <w:rStyle w:val="NormalTok"/>
@@ -371,161 +2148,89 @@
           <w:t xml:space="preserve">, </w:t>
         </w:r>
       </w:ins>
-      <w:ins w:id="56" w:author="PR Preview" w:date="2026-01-01T00:00:00Z">
+      <w:ins w:id="289" w:author="PR Preview" w:date="2026-01-01T00:00:00Z">
         <w:r>
           <w:rPr>
             <w:rStyle w:val="DecValTok"/>
           </w:rPr>
-          <w:t xml:space="preserve">3</w:t>
-        </w:r>
-      </w:ins>
-      <w:ins w:id="57" w:author="PR Preview" w:date="2026-01-01T00:00:00Z">
-        <w:r>
-          <w:rPr>
-            <w:rStyle w:val="NormalTok"/>
-          </w:rPr>
-          <w:t xml:space="preserve">, </w:t>
-        </w:r>
-      </w:ins>
-      <w:ins w:id="58" w:author="PR Preview" w:date="2026-01-01T00:00:00Z">
-        <w:r>
-          <w:rPr>
-            <w:rStyle w:val="DecValTok"/>
-          </w:rPr>
-          <w:t xml:space="preserve">7</w:t>
-        </w:r>
-      </w:ins>
-      <w:ins w:id="59" w:author="PR Preview" w:date="2026-01-01T00:00:00Z">
-        <w:r>
-          <w:rPr>
-            <w:rStyle w:val="NormalTok"/>
-          </w:rPr>
-          <w:t xml:space="preserve">, </w:t>
-        </w:r>
-      </w:ins>
-      <w:ins w:id="60" w:author="PR Preview" w:date="2026-01-01T00:00:00Z">
-        <w:r>
-          <w:rPr>
-            <w:rStyle w:val="DecValTok"/>
-          </w:rPr>
-          <w:t xml:space="preserve">2</w:t>
-        </w:r>
-      </w:ins>
-      <w:ins w:id="61" w:author="PR Preview" w:date="2026-01-01T00:00:00Z">
-        <w:r>
-          <w:rPr>
-            <w:rStyle w:val="NormalTok"/>
-          </w:rPr>
-          <w:t xml:space="preserve">, </w:t>
-        </w:r>
-      </w:ins>
-      <w:ins w:id="62" w:author="PR Preview" w:date="2026-01-01T00:00:00Z">
-        <w:r>
-          <w:rPr>
-            <w:rStyle w:val="DecValTok"/>
-          </w:rPr>
-          <w:t xml:space="preserve">1</w:t>
-        </w:r>
-      </w:ins>
-      <w:ins w:id="63" w:author="PR Preview" w:date="2026-01-01T00:00:00Z">
-        <w:r>
-          <w:rPr>
-            <w:rStyle w:val="NormalTok"/>
-          </w:rPr>
-          <w:t xml:space="preserve">, </w:t>
-        </w:r>
-      </w:ins>
-      <w:ins w:id="64" w:author="PR Preview" w:date="2026-01-01T00:00:00Z">
-        <w:r>
-          <w:rPr>
-            <w:rStyle w:val="DecValTok"/>
-          </w:rPr>
-          <w:t xml:space="preserve">4</w:t>
-        </w:r>
-      </w:ins>
-      <w:ins w:id="65" w:author="PR Preview" w:date="2026-01-01T00:00:00Z">
-        <w:r>
-          <w:rPr>
-            <w:rStyle w:val="NormalTok"/>
-          </w:rPr>
-          <w:t xml:space="preserve">)</w:t>
-        </w:r>
-      </w:ins>
-      <w:ins w:id="66" w:author="PR Preview" w:date="2026-01-01T00:00:00Z">
+          <w:t xml:space="preserve">10</w:t>
+        </w:r>
+      </w:ins>
+      <w:ins w:id="290" w:author="PR Preview" w:date="2026-01-01T00:00:00Z">
+        <w:r>
+          <w:rPr>
+            <w:rStyle w:val="NormalTok"/>
+          </w:rPr>
+          <w:t xml:space="preserve">)) </w:t>
+        </w:r>
+      </w:ins>
+      <w:ins w:id="291" w:author="PR Preview" w:date="2026-01-01T00:00:00Z">
+        <w:r>
+          <w:rPr>
+            <w:rStyle w:val="SpecialCharTok"/>
+          </w:rPr>
+          <w:t xml:space="preserve">|&gt;</w:t>
+        </w:r>
+      </w:ins>
+      <w:ins w:id="292" w:author="PR Preview" w:date="2026-01-01T00:00:00Z">
         <w:r>
           <w:br/>
         </w:r>
       </w:ins>
-      <w:ins w:id="67" w:author="PR Preview" w:date="2026-01-01T00:00:00Z">
-        <w:r>
-          <w:rPr>
-            <w:rStyle w:val="NormalTok"/>
-          </w:rPr>
-          <w:t xml:space="preserve">brewer </w:t>
-        </w:r>
-      </w:ins>
-      <w:ins w:id="68" w:author="PR Preview" w:date="2026-01-01T00:00:00Z">
-        <w:r>
-          <w:rPr>
-            <w:rStyle w:val="OtherTok"/>
-          </w:rPr>
-          <w:t xml:space="preserve">&lt;-</w:t>
-        </w:r>
-      </w:ins>
-      <w:ins w:id="69" w:author="PR Preview" w:date="2026-01-01T00:00:00Z">
-        <w:r>
-          <w:rPr>
-            <w:rStyle w:val="NormalTok"/>
-          </w:rPr>
-          <w:t xml:space="preserve"> </w:t>
-        </w:r>
-      </w:ins>
-      <w:ins w:id="70" w:author="PR Preview" w:date="2026-01-01T00:00:00Z">
-        <w:r>
-          <w:rPr>
-            <w:rStyle w:val="ControlFlowTok"/>
-          </w:rPr>
-          <w:t xml:space="preserve">function</w:t>
-        </w:r>
-      </w:ins>
-      <w:ins w:id="71" w:author="PR Preview" w:date="2026-01-01T00:00:00Z">
-        <w:r>
-          <w:rPr>
-            <w:rStyle w:val="NormalTok"/>
-          </w:rPr>
-          <w:t xml:space="preserve">(name) {</w:t>
-        </w:r>
-      </w:ins>
-      <w:ins w:id="72" w:author="PR Preview" w:date="2026-01-01T00:00:00Z">
+      <w:ins w:id="293" w:author="PR Preview" w:date="2026-01-01T00:00:00Z">
+        <w:r>
+          <w:rPr>
+            <w:rStyle w:val="NormalTok"/>
+          </w:rPr>
+          <w:t xml:space="preserve">  tibble</w:t>
+        </w:r>
+      </w:ins>
+      <w:ins w:id="294" w:author="PR Preview" w:date="2026-01-01T00:00:00Z">
+        <w:r>
+          <w:rPr>
+            <w:rStyle w:val="SpecialCharTok"/>
+          </w:rPr>
+          <w:t xml:space="preserve">::</w:t>
+        </w:r>
+      </w:ins>
+      <w:ins w:id="295" w:author="PR Preview" w:date="2026-01-01T00:00:00Z">
+        <w:r>
+          <w:rPr>
+            <w:rStyle w:val="FunctionTok"/>
+          </w:rPr>
+          <w:t xml:space="preserve">as_tibble</w:t>
+        </w:r>
+      </w:ins>
+      <w:ins w:id="296" w:author="PR Preview" w:date="2026-01-01T00:00:00Z">
+        <w:r>
+          <w:rPr>
+            <w:rStyle w:val="NormalTok"/>
+          </w:rPr>
+          <w:t xml:space="preserve">() </w:t>
+        </w:r>
+      </w:ins>
+      <w:ins w:id="297" w:author="PR Preview" w:date="2026-01-01T00:00:00Z">
+        <w:r>
+          <w:rPr>
+            <w:rStyle w:val="SpecialCharTok"/>
+          </w:rPr>
+          <w:t xml:space="preserve">|&gt;</w:t>
+        </w:r>
+      </w:ins>
+      <w:ins w:id="298" w:author="PR Preview" w:date="2026-01-01T00:00:00Z">
         <w:r>
           <w:br/>
         </w:r>
       </w:ins>
-      <w:ins w:id="73" w:author="PR Preview" w:date="2026-01-01T00:00:00Z">
-        <w:r>
-          <w:rPr>
-            <w:rStyle w:val="NormalTok"/>
-          </w:rPr>
-          <w:t xml:space="preserve">  </w:t>
-        </w:r>
-      </w:ins>
-      <w:ins w:id="74" w:author="PR Preview" w:date="2026-01-01T00:00:00Z">
-        <w:r>
-          <w:rPr>
-            <w:rStyle w:val="ControlFlowTok"/>
-          </w:rPr>
-          <w:t xml:space="preserve">function</w:t>
-        </w:r>
-      </w:ins>
-      <w:ins w:id="75" w:author="PR Preview" w:date="2026-01-01T00:00:00Z">
-        <w:r>
-          <w:rPr>
-            <w:rStyle w:val="NormalTok"/>
-          </w:rPr>
-          <w:t xml:space="preserve">(n) RColorBrewer</w:t>
-        </w:r>
-      </w:ins>
-      <w:ins w:id="76" w:author="PR Preview" w:date="2026-01-01T00:00:00Z">
+      <w:ins w:id="299" w:author="PR Preview" w:date="2026-01-01T00:00:00Z">
+        <w:r>
+          <w:rPr>
+            <w:rStyle w:val="NormalTok"/>
+          </w:rPr>
+          <w:t xml:space="preserve">  dplyr</w:t>
+        </w:r>
+      </w:ins>
+      <w:ins w:id="300" w:author="PR Preview" w:date="2026-01-01T00:00:00Z">
         <w:r>
           <w:rPr>
             <w:rStyle w:val="SpecialCharTok"/>
@@ -533,15 +2238,60 @@
           <w:t xml:space="preserve">::</w:t>
         </w:r>
       </w:ins>
-      <w:ins w:id="77" w:author="PR Preview" w:date="2026-01-01T00:00:00Z">
+      <w:ins w:id="301" w:author="PR Preview" w:date="2026-01-01T00:00:00Z">
         <w:r>
           <w:rPr>
             <w:rStyle w:val="FunctionTok"/>
           </w:rPr>
-          <w:t xml:space="preserve">brewer.pal</w:t>
-        </w:r>
-      </w:ins>
-      <w:ins w:id="78" w:author="PR Preview" w:date="2026-01-01T00:00:00Z">
+          <w:t xml:space="preserve">rowwise</w:t>
+        </w:r>
+      </w:ins>
+      <w:ins w:id="302" w:author="PR Preview" w:date="2026-01-01T00:00:00Z">
+        <w:r>
+          <w:rPr>
+            <w:rStyle w:val="NormalTok"/>
+          </w:rPr>
+          <w:t xml:space="preserve">() </w:t>
+        </w:r>
+      </w:ins>
+      <w:ins w:id="303" w:author="PR Preview" w:date="2026-01-01T00:00:00Z">
+        <w:r>
+          <w:rPr>
+            <w:rStyle w:val="SpecialCharTok"/>
+          </w:rPr>
+          <w:t xml:space="preserve">|&gt;</w:t>
+        </w:r>
+      </w:ins>
+      <w:ins w:id="304" w:author="PR Preview" w:date="2026-01-01T00:00:00Z">
+        <w:r>
+          <w:br/>
+        </w:r>
+      </w:ins>
+      <w:ins w:id="305" w:author="PR Preview" w:date="2026-01-01T00:00:00Z">
+        <w:r>
+          <w:rPr>
+            <w:rStyle w:val="NormalTok"/>
+          </w:rPr>
+          <w:t xml:space="preserve">  dplyr</w:t>
+        </w:r>
+      </w:ins>
+      <w:ins w:id="306" w:author="PR Preview" w:date="2026-01-01T00:00:00Z">
+        <w:r>
+          <w:rPr>
+            <w:rStyle w:val="SpecialCharTok"/>
+          </w:rPr>
+          <w:t xml:space="preserve">::</w:t>
+        </w:r>
+      </w:ins>
+      <w:ins w:id="307" w:author="PR Preview" w:date="2026-01-01T00:00:00Z">
+        <w:r>
+          <w:rPr>
+            <w:rStyle w:val="FunctionTok"/>
+          </w:rPr>
+          <w:t xml:space="preserve">mutate</w:t>
+        </w:r>
+      </w:ins>
+      <w:ins w:id="308" w:author="PR Preview" w:date="2026-01-01T00:00:00Z">
         <w:r>
           <w:rPr>
             <w:rStyle w:val="NormalTok"/>
@@ -549,1809 +2299,65 @@
           <w:t xml:space="preserve">(</w:t>
         </w:r>
       </w:ins>
-      <w:ins w:id="79" w:author="PR Preview" w:date="2026-01-01T00:00:00Z">
+      <w:ins w:id="309" w:author="PR Preview" w:date="2026-01-01T00:00:00Z">
+        <w:r>
+          <w:br/>
+        </w:r>
+      </w:ins>
+      <w:ins w:id="310" w:author="PR Preview" w:date="2026-01-01T00:00:00Z">
+        <w:r>
+          <w:rPr>
+            <w:rStyle w:val="NormalTok"/>
+          </w:rPr>
+          <w:t xml:space="preserve">    </w:t>
+        </w:r>
+      </w:ins>
+      <w:ins w:id="311" w:author="PR Preview" w:date="2026-01-01T00:00:00Z">
+        <w:r>
+          <w:rPr>
+            <w:rStyle w:val="AttributeTok"/>
+          </w:rPr>
+          <w:t xml:space="preserve">distance =</w:t>
+        </w:r>
+      </w:ins>
+      <w:ins w:id="312" w:author="PR Preview" w:date="2026-01-01T00:00:00Z">
+        <w:r>
+          <w:rPr>
+            <w:rStyle w:val="NormalTok"/>
+          </w:rPr>
+          <w:t xml:space="preserve"> </w:t>
+        </w:r>
+      </w:ins>
+      <w:ins w:id="313" w:author="PR Preview" w:date="2026-01-01T00:00:00Z">
         <w:r>
           <w:rPr>
             <w:rStyle w:val="FunctionTok"/>
           </w:rPr>
-          <w:t xml:space="preserve">max</w:t>
-        </w:r>
-      </w:ins>
-      <w:ins w:id="80" w:author="PR Preview" w:date="2026-01-01T00:00:00Z">
-        <w:r>
-          <w:rPr>
-            <w:rStyle w:val="NormalTok"/>
-          </w:rPr>
-          <w:t xml:space="preserve">(n, </w:t>
-        </w:r>
-      </w:ins>
-      <w:ins w:id="81" w:author="PR Preview" w:date="2026-01-01T00:00:00Z">
-        <w:r>
-          <w:rPr>
-            <w:rStyle w:val="DecValTok"/>
-          </w:rPr>
-          <w:t xml:space="preserve">3</w:t>
-        </w:r>
-      </w:ins>
-      <w:ins w:id="82" w:author="PR Preview" w:date="2026-01-01T00:00:00Z">
-        <w:r>
-          <w:rPr>
-            <w:rStyle w:val="NormalTok"/>
-          </w:rPr>
-          <w:t xml:space="preserve">), name)[</w:t>
-        </w:r>
-      </w:ins>
-      <w:ins w:id="83" w:author="PR Preview" w:date="2026-01-01T00:00:00Z">
+          <w:t xml:space="preserve">worst_case_distance</w:t>
+        </w:r>
+      </w:ins>
+      <w:ins w:id="314" w:author="PR Preview" w:date="2026-01-01T00:00:00Z">
+        <w:r>
+          <w:rPr>
+            <w:rStyle w:val="NormalTok"/>
+          </w:rPr>
+          <w:t xml:space="preserve">(palettes[[</w:t>
+        </w:r>
+      </w:ins>
+      <w:ins w:id="315" w:author="PR Preview" w:date="2026-01-01T00:00:00Z">
         <w:r>
           <w:rPr>
             <w:rStyle w:val="FunctionTok"/>
           </w:rPr>
-          <w:t xml:space="preserve">seq_len</w:t>
-        </w:r>
-      </w:ins>
-      <w:ins w:id="84" w:author="PR Preview" w:date="2026-01-01T00:00:00Z">
-        <w:r>
-          <w:rPr>
-            <w:rStyle w:val="NormalTok"/>
-          </w:rPr>
-          <w:t xml:space="preserve">(n)]</w:t>
-        </w:r>
-      </w:ins>
-      <w:ins w:id="85" w:author="PR Preview" w:date="2026-01-01T00:00:00Z">
-        <w:r>
-          <w:br/>
-        </w:r>
-      </w:ins>
-      <w:ins w:id="86" w:author="PR Preview" w:date="2026-01-01T00:00:00Z">
-        <w:r>
-          <w:rPr>
-            <w:rStyle w:val="NormalTok"/>
-          </w:rPr>
-          <w:t xml:space="preserve">}</w:t>
-        </w:r>
-      </w:ins>
-      <w:ins w:id="87" w:author="PR Preview" w:date="2026-01-01T00:00:00Z">
-        <w:r>
-          <w:br/>
-        </w:r>
-      </w:ins>
-      <w:ins w:id="88" w:author="PR Preview" w:date="2026-01-01T00:00:00Z">
-        <w:r>
-          <w:rPr>
-            <w:rStyle w:val="NormalTok"/>
-          </w:rPr>
-          <w:t xml:space="preserve">palettes </w:t>
-        </w:r>
-      </w:ins>
-      <w:ins w:id="89" w:author="PR Preview" w:date="2026-01-01T00:00:00Z">
-        <w:r>
-          <w:rPr>
-            <w:rStyle w:val="OtherTok"/>
-          </w:rPr>
-          <w:t xml:space="preserve">&lt;-</w:t>
-        </w:r>
-      </w:ins>
-      <w:ins w:id="90" w:author="PR Preview" w:date="2026-01-01T00:00:00Z">
-        <w:r>
-          <w:rPr>
-            <w:rStyle w:val="NormalTok"/>
-          </w:rPr>
-          <w:t xml:space="preserve"> </w:t>
-        </w:r>
-      </w:ins>
-      <w:ins w:id="91" w:author="PR Preview" w:date="2026-01-01T00:00:00Z">
-        <w:r>
-          <w:rPr>
-            <w:rStyle w:val="FunctionTok"/>
-          </w:rPr>
-          <w:t xml:space="preserve">list</w:t>
-        </w:r>
-      </w:ins>
-      <w:ins w:id="92" w:author="PR Preview" w:date="2026-01-01T00:00:00Z">
-        <w:r>
-          <w:rPr>
-            <w:rStyle w:val="NormalTok"/>
-          </w:rPr>
-          <w:t xml:space="preserve">(</w:t>
-        </w:r>
-      </w:ins>
-      <w:ins w:id="93" w:author="PR Preview" w:date="2026-01-01T00:00:00Z">
-        <w:r>
-          <w:br/>
-        </w:r>
-      </w:ins>
-      <w:ins w:id="94" w:author="PR Preview" w:date="2026-01-01T00:00:00Z">
-        <w:r>
-          <w:rPr>
-            <w:rStyle w:val="NormalTok"/>
-          </w:rPr>
-          <w:t xml:space="preserve">  </w:t>
-        </w:r>
-      </w:ins>
-      <w:ins w:id="95" w:author="PR Preview" w:date="2026-01-01T00:00:00Z">
-        <w:r>
-          <w:rPr>
-            <w:rStyle w:val="StringTok"/>
-          </w:rPr>
-          <w:t xml:space="preserve">"Okabe-Ito (ggokabeito)"</w:t>
-        </w:r>
-      </w:ins>
-      <w:ins w:id="96" w:author="PR Preview" w:date="2026-01-01T00:00:00Z">
-        <w:r>
-          <w:rPr>
-            <w:rStyle w:val="NormalTok"/>
-          </w:rPr>
-          <w:t xml:space="preserve"> </w:t>
-        </w:r>
-      </w:ins>
-      <w:ins w:id="97" w:author="PR Preview" w:date="2026-01-01T00:00:00Z">
-        <w:r>
-          <w:rPr>
-            <w:rStyle w:val="OtherTok"/>
-          </w:rPr>
-          <w:t xml:space="preserve">=</w:t>
-        </w:r>
-      </w:ins>
-      <w:ins w:id="98" w:author="PR Preview" w:date="2026-01-01T00:00:00Z">
-        <w:r>
-          <w:rPr>
-            <w:rStyle w:val="NormalTok"/>
-          </w:rPr>
-          <w:t xml:space="preserve"> </w:t>
-        </w:r>
-      </w:ins>
-      <w:ins w:id="99" w:author="PR Preview" w:date="2026-01-01T00:00:00Z">
-        <w:r>
-          <w:rPr>
-            <w:rStyle w:val="ControlFlowTok"/>
-          </w:rPr>
-          <w:t xml:space="preserve">function</w:t>
-        </w:r>
-      </w:ins>
-      <w:ins w:id="100" w:author="PR Preview" w:date="2026-01-01T00:00:00Z">
-        <w:r>
-          <w:rPr>
-            <w:rStyle w:val="NormalTok"/>
-          </w:rPr>
-          <w:t xml:space="preserve">(n) {</w:t>
-        </w:r>
-      </w:ins>
-      <w:ins w:id="101" w:author="PR Preview" w:date="2026-01-01T00:00:00Z">
-        <w:r>
-          <w:br/>
-        </w:r>
-      </w:ins>
-      <w:ins w:id="102" w:author="PR Preview" w:date="2026-01-01T00:00:00Z">
-        <w:r>
-          <w:rPr>
-            <w:rStyle w:val="NormalTok"/>
-          </w:rPr>
-          <w:t xml:space="preserve">    ggokabeito</w:t>
-        </w:r>
-      </w:ins>
-      <w:ins w:id="103" w:author="PR Preview" w:date="2026-01-01T00:00:00Z">
-        <w:r>
-          <w:rPr>
-            <w:rStyle w:val="SpecialCharTok"/>
-          </w:rPr>
-          <w:t xml:space="preserve">::</w:t>
-        </w:r>
-      </w:ins>
-      <w:ins w:id="104" w:author="PR Preview" w:date="2026-01-01T00:00:00Z">
-        <w:r>
-          <w:rPr>
-            <w:rStyle w:val="FunctionTok"/>
-          </w:rPr>
-          <w:t xml:space="preserve">palette_okabe_ito</w:t>
-        </w:r>
-      </w:ins>
-      <w:ins w:id="105" w:author="PR Preview" w:date="2026-01-01T00:00:00Z">
-        <w:r>
-          <w:rPr>
-            <w:rStyle w:val="NormalTok"/>
-          </w:rPr>
-          <w:t xml:space="preserve">(</w:t>
-        </w:r>
-      </w:ins>
-      <w:ins w:id="106" w:author="PR Preview" w:date="2026-01-01T00:00:00Z">
-        <w:r>
-          <w:rPr>
-            <w:rStyle w:val="AttributeTok"/>
-          </w:rPr>
-          <w:t xml:space="preserve">order =</w:t>
-        </w:r>
-      </w:ins>
-      <w:ins w:id="107" w:author="PR Preview" w:date="2026-01-01T00:00:00Z">
-        <w:r>
-          <w:rPr>
-            <w:rStyle w:val="NormalTok"/>
-          </w:rPr>
-          <w:t xml:space="preserve"> okabe_ito_order)[</w:t>
-        </w:r>
-      </w:ins>
-      <w:ins w:id="108" w:author="PR Preview" w:date="2026-01-01T00:00:00Z">
-        <w:r>
-          <w:rPr>
-            <w:rStyle w:val="FunctionTok"/>
-          </w:rPr>
-          <w:t xml:space="preserve">seq_len</w:t>
-        </w:r>
-      </w:ins>
-      <w:ins w:id="109" w:author="PR Preview" w:date="2026-01-01T00:00:00Z">
-        <w:r>
-          <w:rPr>
-            <w:rStyle w:val="NormalTok"/>
-          </w:rPr>
-          <w:t xml:space="preserve">(n)]</w:t>
-        </w:r>
-      </w:ins>
-      <w:ins w:id="110" w:author="PR Preview" w:date="2026-01-01T00:00:00Z">
-        <w:r>
-          <w:br/>
-        </w:r>
-      </w:ins>
-      <w:ins w:id="111" w:author="PR Preview" w:date="2026-01-01T00:00:00Z">
-        <w:r>
-          <w:rPr>
-            <w:rStyle w:val="NormalTok"/>
-          </w:rPr>
-          <w:t xml:space="preserve">  },</w:t>
-        </w:r>
-      </w:ins>
-      <w:ins w:id="112" w:author="PR Preview" w:date="2026-01-01T00:00:00Z">
-        <w:r>
-          <w:br/>
-        </w:r>
-      </w:ins>
-      <w:ins w:id="113" w:author="PR Preview" w:date="2026-01-01T00:00:00Z">
-        <w:r>
-          <w:rPr>
-            <w:rStyle w:val="NormalTok"/>
-          </w:rPr>
-          <w:t xml:space="preserve">  </w:t>
-        </w:r>
-      </w:ins>
-      <w:ins w:id="114" w:author="PR Preview" w:date="2026-01-01T00:00:00Z">
-        <w:r>
-          <w:rPr>
-            <w:rStyle w:val="StringTok"/>
-          </w:rPr>
-          <w:t xml:space="preserve">"RColorBrewer Dark2"</w:t>
-        </w:r>
-      </w:ins>
-      <w:ins w:id="115" w:author="PR Preview" w:date="2026-01-01T00:00:00Z">
-        <w:r>
-          <w:rPr>
-            <w:rStyle w:val="NormalTok"/>
-          </w:rPr>
-          <w:t xml:space="preserve"> </w:t>
-        </w:r>
-      </w:ins>
-      <w:ins w:id="116" w:author="PR Preview" w:date="2026-01-01T00:00:00Z">
-        <w:r>
-          <w:rPr>
-            <w:rStyle w:val="OtherTok"/>
-          </w:rPr>
-          <w:t xml:space="preserve">=</w:t>
-        </w:r>
-      </w:ins>
-      <w:ins w:id="117" w:author="PR Preview" w:date="2026-01-01T00:00:00Z">
-        <w:r>
-          <w:rPr>
-            <w:rStyle w:val="NormalTok"/>
-          </w:rPr>
-          <w:t xml:space="preserve"> </w:t>
-        </w:r>
-      </w:ins>
-      <w:ins w:id="118" w:author="PR Preview" w:date="2026-01-01T00:00:00Z">
-        <w:r>
-          <w:rPr>
-            <w:rStyle w:val="FunctionTok"/>
-          </w:rPr>
-          <w:t xml:space="preserve">brewer</w:t>
-        </w:r>
-      </w:ins>
-      <w:ins w:id="119" w:author="PR Preview" w:date="2026-01-01T00:00:00Z">
-        <w:r>
-          <w:rPr>
-            <w:rStyle w:val="NormalTok"/>
-          </w:rPr>
-          <w:t xml:space="preserve">(</w:t>
-        </w:r>
-      </w:ins>
-      <w:ins w:id="120" w:author="PR Preview" w:date="2026-01-01T00:00:00Z">
-        <w:r>
-          <w:rPr>
-            <w:rStyle w:val="StringTok"/>
-          </w:rPr>
-          <w:t xml:space="preserve">"Dark2"</w:t>
-        </w:r>
-      </w:ins>
-      <w:ins w:id="121" w:author="PR Preview" w:date="2026-01-01T00:00:00Z">
-        <w:r>
-          <w:rPr>
-            <w:rStyle w:val="NormalTok"/>
-          </w:rPr>
-          <w:t xml:space="preserve">),</w:t>
-        </w:r>
-      </w:ins>
-      <w:ins w:id="122" w:author="PR Preview" w:date="2026-01-01T00:00:00Z">
-        <w:r>
-          <w:br/>
-        </w:r>
-      </w:ins>
-      <w:ins w:id="123" w:author="PR Preview" w:date="2026-01-01T00:00:00Z">
-        <w:r>
-          <w:rPr>
-            <w:rStyle w:val="NormalTok"/>
-          </w:rPr>
-          <w:t xml:space="preserve">  </w:t>
-        </w:r>
-      </w:ins>
-      <w:ins w:id="124" w:author="PR Preview" w:date="2026-01-01T00:00:00Z">
-        <w:r>
-          <w:rPr>
-            <w:rStyle w:val="StringTok"/>
-          </w:rPr>
-          <w:t xml:space="preserve">"RColorBrewer Set2"</w:t>
-        </w:r>
-      </w:ins>
-      <w:ins w:id="125" w:author="PR Preview" w:date="2026-01-01T00:00:00Z">
-        <w:r>
-          <w:rPr>
-            <w:rStyle w:val="NormalTok"/>
-          </w:rPr>
-          <w:t xml:space="preserve"> </w:t>
-        </w:r>
-      </w:ins>
-      <w:ins w:id="126" w:author="PR Preview" w:date="2026-01-01T00:00:00Z">
-        <w:r>
-          <w:rPr>
-            <w:rStyle w:val="OtherTok"/>
-          </w:rPr>
-          <w:t xml:space="preserve">=</w:t>
-        </w:r>
-      </w:ins>
-      <w:ins w:id="127" w:author="PR Preview" w:date="2026-01-01T00:00:00Z">
-        <w:r>
-          <w:rPr>
-            <w:rStyle w:val="NormalTok"/>
-          </w:rPr>
-          <w:t xml:space="preserve"> </w:t>
-        </w:r>
-      </w:ins>
-      <w:ins w:id="128" w:author="PR Preview" w:date="2026-01-01T00:00:00Z">
-        <w:r>
-          <w:rPr>
-            <w:rStyle w:val="FunctionTok"/>
-          </w:rPr>
-          <w:t xml:space="preserve">brewer</w:t>
-        </w:r>
-      </w:ins>
-      <w:ins w:id="129" w:author="PR Preview" w:date="2026-01-01T00:00:00Z">
-        <w:r>
-          <w:rPr>
-            <w:rStyle w:val="NormalTok"/>
-          </w:rPr>
-          <w:t xml:space="preserve">(</w:t>
-        </w:r>
-      </w:ins>
-      <w:ins w:id="130" w:author="PR Preview" w:date="2026-01-01T00:00:00Z">
-        <w:r>
-          <w:rPr>
-            <w:rStyle w:val="StringTok"/>
-          </w:rPr>
-          <w:t xml:space="preserve">"Set2"</w:t>
-        </w:r>
-      </w:ins>
-      <w:ins w:id="131" w:author="PR Preview" w:date="2026-01-01T00:00:00Z">
-        <w:r>
-          <w:rPr>
-            <w:rStyle w:val="NormalTok"/>
-          </w:rPr>
-          <w:t xml:space="preserve">),</w:t>
-        </w:r>
-      </w:ins>
-      <w:ins w:id="132" w:author="PR Preview" w:date="2026-01-01T00:00:00Z">
-        <w:r>
-          <w:br/>
-        </w:r>
-      </w:ins>
-      <w:ins w:id="133" w:author="PR Preview" w:date="2026-01-01T00:00:00Z">
-        <w:r>
-          <w:rPr>
-            <w:rStyle w:val="NormalTok"/>
-          </w:rPr>
-          <w:t xml:space="preserve">  </w:t>
-        </w:r>
-      </w:ins>
-      <w:ins w:id="134" w:author="PR Preview" w:date="2026-01-01T00:00:00Z">
-        <w:r>
-          <w:rPr>
-            <w:rStyle w:val="StringTok"/>
-          </w:rPr>
-          <w:t xml:space="preserve">"RColorBrewer Paired"</w:t>
-        </w:r>
-      </w:ins>
-      <w:ins w:id="135" w:author="PR Preview" w:date="2026-01-01T00:00:00Z">
-        <w:r>
-          <w:rPr>
-            <w:rStyle w:val="NormalTok"/>
-          </w:rPr>
-          <w:t xml:space="preserve"> </w:t>
-        </w:r>
-      </w:ins>
-      <w:ins w:id="136" w:author="PR Preview" w:date="2026-01-01T00:00:00Z">
-        <w:r>
-          <w:rPr>
-            <w:rStyle w:val="OtherTok"/>
-          </w:rPr>
-          <w:t xml:space="preserve">=</w:t>
-        </w:r>
-      </w:ins>
-      <w:ins w:id="137" w:author="PR Preview" w:date="2026-01-01T00:00:00Z">
-        <w:r>
-          <w:rPr>
-            <w:rStyle w:val="NormalTok"/>
-          </w:rPr>
-          <w:t xml:space="preserve"> </w:t>
-        </w:r>
-      </w:ins>
-      <w:ins w:id="138" w:author="PR Preview" w:date="2026-01-01T00:00:00Z">
-        <w:r>
-          <w:rPr>
-            <w:rStyle w:val="FunctionTok"/>
-          </w:rPr>
-          <w:t xml:space="preserve">brewer</w:t>
-        </w:r>
-      </w:ins>
-      <w:ins w:id="139" w:author="PR Preview" w:date="2026-01-01T00:00:00Z">
-        <w:r>
-          <w:rPr>
-            <w:rStyle w:val="NormalTok"/>
-          </w:rPr>
-          <w:t xml:space="preserve">(</w:t>
-        </w:r>
-      </w:ins>
-      <w:ins w:id="140" w:author="PR Preview" w:date="2026-01-01T00:00:00Z">
-        <w:r>
-          <w:rPr>
-            <w:rStyle w:val="StringTok"/>
-          </w:rPr>
-          <w:t xml:space="preserve">"Paired"</w:t>
-        </w:r>
-      </w:ins>
-      <w:ins w:id="141" w:author="PR Preview" w:date="2026-01-01T00:00:00Z">
-        <w:r>
-          <w:rPr>
-            <w:rStyle w:val="NormalTok"/>
-          </w:rPr>
-          <w:t xml:space="preserve">),</w:t>
-        </w:r>
-      </w:ins>
-      <w:ins w:id="142" w:author="PR Preview" w:date="2026-01-01T00:00:00Z">
-        <w:r>
-          <w:br/>
-        </w:r>
-      </w:ins>
-      <w:ins w:id="143" w:author="PR Preview" w:date="2026-01-01T00:00:00Z">
-        <w:r>
-          <w:rPr>
-            <w:rStyle w:val="NormalTok"/>
-          </w:rPr>
-          <w:t xml:space="preserve">  </w:t>
-        </w:r>
-      </w:ins>
-      <w:ins w:id="144" w:author="PR Preview" w:date="2026-01-01T00:00:00Z">
-        <w:r>
-          <w:rPr>
-            <w:rStyle w:val="StringTok"/>
-          </w:rPr>
-          <w:t xml:space="preserve">"khroma muted"</w:t>
-        </w:r>
-      </w:ins>
-      <w:ins w:id="145" w:author="PR Preview" w:date="2026-01-01T00:00:00Z">
-        <w:r>
-          <w:rPr>
-            <w:rStyle w:val="NormalTok"/>
-          </w:rPr>
-          <w:t xml:space="preserve"> </w:t>
-        </w:r>
-      </w:ins>
-      <w:ins w:id="146" w:author="PR Preview" w:date="2026-01-01T00:00:00Z">
-        <w:r>
-          <w:rPr>
-            <w:rStyle w:val="OtherTok"/>
-          </w:rPr>
-          <w:t xml:space="preserve">=</w:t>
-        </w:r>
-      </w:ins>
-      <w:ins w:id="147" w:author="PR Preview" w:date="2026-01-01T00:00:00Z">
-        <w:r>
-          <w:rPr>
-            <w:rStyle w:val="NormalTok"/>
-          </w:rPr>
-          <w:t xml:space="preserve"> </w:t>
-        </w:r>
-      </w:ins>
-      <w:ins w:id="148" w:author="PR Preview" w:date="2026-01-01T00:00:00Z">
-        <w:r>
-          <w:rPr>
-            <w:rStyle w:val="ControlFlowTok"/>
-          </w:rPr>
-          <w:t xml:space="preserve">function</w:t>
-        </w:r>
-      </w:ins>
-      <w:ins w:id="149" w:author="PR Preview" w:date="2026-01-01T00:00:00Z">
-        <w:r>
-          <w:rPr>
-            <w:rStyle w:val="NormalTok"/>
-          </w:rPr>
-          <w:t xml:space="preserve">(n) </w:t>
-        </w:r>
-      </w:ins>
-      <w:ins w:id="150" w:author="PR Preview" w:date="2026-01-01T00:00:00Z">
-        <w:r>
-          <w:rPr>
-            <w:rStyle w:val="FunctionTok"/>
-          </w:rPr>
-          <w:t xml:space="preserve">unname</w:t>
-        </w:r>
-      </w:ins>
-      <w:ins w:id="151" w:author="PR Preview" w:date="2026-01-01T00:00:00Z">
-        <w:r>
-          <w:rPr>
-            <w:rStyle w:val="NormalTok"/>
-          </w:rPr>
-          <w:t xml:space="preserve">(khroma</w:t>
-        </w:r>
-      </w:ins>
-      <w:ins w:id="152" w:author="PR Preview" w:date="2026-01-01T00:00:00Z">
-        <w:r>
-          <w:rPr>
-            <w:rStyle w:val="SpecialCharTok"/>
-          </w:rPr>
-          <w:t xml:space="preserve">::</w:t>
-        </w:r>
-      </w:ins>
-      <w:ins w:id="153" w:author="PR Preview" w:date="2026-01-01T00:00:00Z">
-        <w:r>
-          <w:rPr>
-            <w:rStyle w:val="FunctionTok"/>
-          </w:rPr>
-          <w:t xml:space="preserve">color</w:t>
-        </w:r>
-      </w:ins>
-      <w:ins w:id="154" w:author="PR Preview" w:date="2026-01-01T00:00:00Z">
-        <w:r>
-          <w:rPr>
-            <w:rStyle w:val="NormalTok"/>
-          </w:rPr>
-          <w:t xml:space="preserve">(</w:t>
-        </w:r>
-      </w:ins>
-      <w:ins w:id="155" w:author="PR Preview" w:date="2026-01-01T00:00:00Z">
-        <w:r>
-          <w:rPr>
-            <w:rStyle w:val="StringTok"/>
-          </w:rPr>
-          <w:t xml:space="preserve">"muted"</w:t>
-        </w:r>
-      </w:ins>
-      <w:ins w:id="156" w:author="PR Preview" w:date="2026-01-01T00:00:00Z">
-        <w:r>
-          <w:rPr>
-            <w:rStyle w:val="NormalTok"/>
-          </w:rPr>
-          <w:t xml:space="preserve">)(n)),</w:t>
-        </w:r>
-      </w:ins>
-      <w:ins w:id="157" w:author="PR Preview" w:date="2026-01-01T00:00:00Z">
-        <w:r>
-          <w:br/>
-        </w:r>
-      </w:ins>
-      <w:ins w:id="158" w:author="PR Preview" w:date="2026-01-01T00:00:00Z">
-        <w:r>
-          <w:rPr>
-            <w:rStyle w:val="NormalTok"/>
-          </w:rPr>
-          <w:t xml:space="preserve">  </w:t>
-        </w:r>
-      </w:ins>
-      <w:ins w:id="159" w:author="PR Preview" w:date="2026-01-01T00:00:00Z">
-        <w:r>
-          <w:rPr>
-            <w:rStyle w:val="StringTok"/>
-          </w:rPr>
-          <w:t xml:space="preserve">"viridis"</w:t>
-        </w:r>
-      </w:ins>
-      <w:ins w:id="160" w:author="PR Preview" w:date="2026-01-01T00:00:00Z">
-        <w:r>
-          <w:rPr>
-            <w:rStyle w:val="NormalTok"/>
-          </w:rPr>
-          <w:t xml:space="preserve"> </w:t>
-        </w:r>
-      </w:ins>
-      <w:ins w:id="161" w:author="PR Preview" w:date="2026-01-01T00:00:00Z">
-        <w:r>
-          <w:rPr>
-            <w:rStyle w:val="OtherTok"/>
-          </w:rPr>
-          <w:t xml:space="preserve">=</w:t>
-        </w:r>
-      </w:ins>
-      <w:ins w:id="162" w:author="PR Preview" w:date="2026-01-01T00:00:00Z">
-        <w:r>
-          <w:rPr>
-            <w:rStyle w:val="NormalTok"/>
-          </w:rPr>
-          <w:t xml:space="preserve"> </w:t>
-        </w:r>
-      </w:ins>
-      <w:ins w:id="163" w:author="PR Preview" w:date="2026-01-01T00:00:00Z">
-        <w:r>
-          <w:rPr>
-            <w:rStyle w:val="ControlFlowTok"/>
-          </w:rPr>
-          <w:t xml:space="preserve">function</w:t>
-        </w:r>
-      </w:ins>
-      <w:ins w:id="164" w:author="PR Preview" w:date="2026-01-01T00:00:00Z">
-        <w:r>
-          <w:rPr>
-            <w:rStyle w:val="NormalTok"/>
-          </w:rPr>
-          <w:t xml:space="preserve">(n) viridisLite</w:t>
-        </w:r>
-      </w:ins>
-      <w:ins w:id="165" w:author="PR Preview" w:date="2026-01-01T00:00:00Z">
-        <w:r>
-          <w:rPr>
-            <w:rStyle w:val="SpecialCharTok"/>
-          </w:rPr>
-          <w:t xml:space="preserve">::</w:t>
-        </w:r>
-      </w:ins>
-      <w:ins w:id="166" w:author="PR Preview" w:date="2026-01-01T00:00:00Z">
-        <w:r>
-          <w:rPr>
-            <w:rStyle w:val="FunctionTok"/>
-          </w:rPr>
-          <w:t xml:space="preserve">viridis</w:t>
-        </w:r>
-      </w:ins>
-      <w:ins w:id="167" w:author="PR Preview" w:date="2026-01-01T00:00:00Z">
-        <w:r>
-          <w:rPr>
-            <w:rStyle w:val="NormalTok"/>
-          </w:rPr>
-          <w:t xml:space="preserve">(n),</w:t>
-        </w:r>
-      </w:ins>
-      <w:ins w:id="168" w:author="PR Preview" w:date="2026-01-01T00:00:00Z">
-        <w:r>
-          <w:br/>
-        </w:r>
-      </w:ins>
-      <w:ins w:id="169" w:author="PR Preview" w:date="2026-01-01T00:00:00Z">
-        <w:r>
-          <w:rPr>
-            <w:rStyle w:val="NormalTok"/>
-          </w:rPr>
-          <w:t xml:space="preserve">  </w:t>
-        </w:r>
-      </w:ins>
-      <w:ins w:id="170" w:author="PR Preview" w:date="2026-01-01T00:00:00Z">
-        <w:r>
-          <w:rPr>
-            <w:rStyle w:val="StringTok"/>
-          </w:rPr>
-          <w:t xml:space="preserve">"rcartocolor Safe"</w:t>
-        </w:r>
-      </w:ins>
-      <w:ins w:id="171" w:author="PR Preview" w:date="2026-01-01T00:00:00Z">
-        <w:r>
-          <w:rPr>
-            <w:rStyle w:val="NormalTok"/>
-          </w:rPr>
-          <w:t xml:space="preserve"> </w:t>
-        </w:r>
-      </w:ins>
-      <w:ins w:id="172" w:author="PR Preview" w:date="2026-01-01T00:00:00Z">
-        <w:r>
-          <w:rPr>
-            <w:rStyle w:val="OtherTok"/>
-          </w:rPr>
-          <w:t xml:space="preserve">=</w:t>
-        </w:r>
-      </w:ins>
-      <w:ins w:id="173" w:author="PR Preview" w:date="2026-01-01T00:00:00Z">
-        <w:r>
-          <w:rPr>
-            <w:rStyle w:val="NormalTok"/>
-          </w:rPr>
-          <w:t xml:space="preserve"> </w:t>
-        </w:r>
-      </w:ins>
-      <w:ins w:id="174" w:author="PR Preview" w:date="2026-01-01T00:00:00Z">
-        <w:r>
-          <w:rPr>
-            <w:rStyle w:val="ControlFlowTok"/>
-          </w:rPr>
-          <w:t xml:space="preserve">function</w:t>
-        </w:r>
-      </w:ins>
-      <w:ins w:id="175" w:author="PR Preview" w:date="2026-01-01T00:00:00Z">
-        <w:r>
-          <w:rPr>
-            <w:rStyle w:val="NormalTok"/>
-          </w:rPr>
-          <w:t xml:space="preserve">(n) rcartocolor</w:t>
-        </w:r>
-      </w:ins>
-      <w:ins w:id="176" w:author="PR Preview" w:date="2026-01-01T00:00:00Z">
-        <w:r>
-          <w:rPr>
-            <w:rStyle w:val="SpecialCharTok"/>
-          </w:rPr>
-          <w:t xml:space="preserve">::</w:t>
-        </w:r>
-      </w:ins>
-      <w:ins w:id="177" w:author="PR Preview" w:date="2026-01-01T00:00:00Z">
-        <w:r>
-          <w:rPr>
-            <w:rStyle w:val="FunctionTok"/>
-          </w:rPr>
-          <w:t xml:space="preserve">carto_pal</w:t>
-        </w:r>
-      </w:ins>
-      <w:ins w:id="178" w:author="PR Preview" w:date="2026-01-01T00:00:00Z">
-        <w:r>
-          <w:rPr>
-            <w:rStyle w:val="NormalTok"/>
-          </w:rPr>
-          <w:t xml:space="preserve">(n, </w:t>
-        </w:r>
-      </w:ins>
-      <w:ins w:id="179" w:author="PR Preview" w:date="2026-01-01T00:00:00Z">
-        <w:r>
-          <w:rPr>
-            <w:rStyle w:val="StringTok"/>
-          </w:rPr>
-          <w:t xml:space="preserve">"Safe"</w:t>
-        </w:r>
-      </w:ins>
-      <w:ins w:id="180" w:author="PR Preview" w:date="2026-01-01T00:00:00Z">
-        <w:r>
-          <w:rPr>
-            <w:rStyle w:val="NormalTok"/>
-          </w:rPr>
-          <w:t xml:space="preserve">)</w:t>
-        </w:r>
-      </w:ins>
-      <w:ins w:id="181" w:author="PR Preview" w:date="2026-01-01T00:00:00Z">
-        <w:r>
-          <w:br/>
-        </w:r>
-      </w:ins>
-      <w:ins w:id="182" w:author="PR Preview" w:date="2026-01-01T00:00:00Z">
-        <w:r>
-          <w:rPr>
-            <w:rStyle w:val="NormalTok"/>
-          </w:rPr>
-          <w:t xml:space="preserve">)</w:t>
-        </w:r>
-      </w:ins>
-      <w:ins w:id="183" w:author="PR Preview" w:date="2026-01-01T00:00:00Z">
-        <w:r>
-          <w:br/>
-        </w:r>
-      </w:ins>
-      <w:ins w:id="184" w:author="PR Preview" w:date="2026-01-01T00:00:00Z">
-        <w:r>
-          <w:br/>
-        </w:r>
-      </w:ins>
-      <w:ins w:id="185" w:author="PR Preview" w:date="2026-01-01T00:00:00Z">
-        <w:r>
-          <w:rPr>
-            <w:rStyle w:val="NormalTok"/>
-          </w:rPr>
-          <w:t xml:space="preserve">worst_case_distance </w:t>
-        </w:r>
-      </w:ins>
-      <w:ins w:id="186" w:author="PR Preview" w:date="2026-01-01T00:00:00Z">
-        <w:r>
-          <w:rPr>
-            <w:rStyle w:val="OtherTok"/>
-          </w:rPr>
-          <w:t xml:space="preserve">&lt;-</w:t>
-        </w:r>
-      </w:ins>
-      <w:ins w:id="187" w:author="PR Preview" w:date="2026-01-01T00:00:00Z">
-        <w:r>
-          <w:rPr>
-            <w:rStyle w:val="NormalTok"/>
-          </w:rPr>
-          <w:t xml:space="preserve"> </w:t>
-        </w:r>
-      </w:ins>
-      <w:ins w:id="188" w:author="PR Preview" w:date="2026-01-01T00:00:00Z">
-        <w:r>
-          <w:rPr>
-            <w:rStyle w:val="ControlFlowTok"/>
-          </w:rPr>
-          <w:t xml:space="preserve">function</w:t>
-        </w:r>
-      </w:ins>
-      <w:ins w:id="189" w:author="PR Preview" w:date="2026-01-01T00:00:00Z">
-        <w:r>
-          <w:rPr>
-            <w:rStyle w:val="NormalTok"/>
-          </w:rPr>
-          <w:t xml:space="preserve">(make_palette, n) {</w:t>
-        </w:r>
-      </w:ins>
-      <w:ins w:id="190" w:author="PR Preview" w:date="2026-01-01T00:00:00Z">
-        <w:r>
-          <w:br/>
-        </w:r>
-      </w:ins>
-      <w:ins w:id="191" w:author="PR Preview" w:date="2026-01-01T00:00:00Z">
-        <w:r>
-          <w:rPr>
-            <w:rStyle w:val="NormalTok"/>
-          </w:rPr>
-          <w:t xml:space="preserve">  colors </w:t>
-        </w:r>
-      </w:ins>
-      <w:ins w:id="192" w:author="PR Preview" w:date="2026-01-01T00:00:00Z">
-        <w:r>
-          <w:rPr>
-            <w:rStyle w:val="OtherTok"/>
-          </w:rPr>
-          <w:t xml:space="preserve">&lt;-</w:t>
-        </w:r>
-      </w:ins>
-      <w:ins w:id="193" w:author="PR Preview" w:date="2026-01-01T00:00:00Z">
-        <w:r>
-          <w:rPr>
-            <w:rStyle w:val="NormalTok"/>
-          </w:rPr>
-          <w:t xml:space="preserve"> </w:t>
-        </w:r>
-      </w:ins>
-      <w:ins w:id="194" w:author="PR Preview" w:date="2026-01-01T00:00:00Z">
-        <w:r>
-          <w:rPr>
-            <w:rStyle w:val="FunctionTok"/>
-          </w:rPr>
-          <w:t xml:space="preserve">tryCatch</w:t>
-        </w:r>
-      </w:ins>
-      <w:ins w:id="195" w:author="PR Preview" w:date="2026-01-01T00:00:00Z">
-        <w:r>
-          <w:rPr>
-            <w:rStyle w:val="NormalTok"/>
-          </w:rPr>
-          <w:t xml:space="preserve">(</w:t>
-        </w:r>
-      </w:ins>
-      <w:ins w:id="196" w:author="PR Preview" w:date="2026-01-01T00:00:00Z">
-        <w:r>
-          <w:br/>
-        </w:r>
-      </w:ins>
-      <w:ins w:id="197" w:author="PR Preview" w:date="2026-01-01T00:00:00Z">
-        <w:r>
-          <w:rPr>
-            <w:rStyle w:val="NormalTok"/>
-          </w:rPr>
-          <w:t xml:space="preserve">    </w:t>
-        </w:r>
-      </w:ins>
-      <w:ins w:id="198" w:author="PR Preview" w:date="2026-01-01T00:00:00Z">
-        <w:r>
-          <w:rPr>
-            <w:rStyle w:val="FunctionTok"/>
-          </w:rPr>
-          <w:t xml:space="preserve">make_palette</w:t>
-        </w:r>
-      </w:ins>
-      <w:ins w:id="199" w:author="PR Preview" w:date="2026-01-01T00:00:00Z">
-        <w:r>
-          <w:rPr>
-            <w:rStyle w:val="NormalTok"/>
-          </w:rPr>
-          <w:t xml:space="preserve">(n),</w:t>
-        </w:r>
-      </w:ins>
-      <w:ins w:id="200" w:author="PR Preview" w:date="2026-01-01T00:00:00Z">
-        <w:r>
-          <w:br/>
-        </w:r>
-      </w:ins>
-      <w:ins w:id="201" w:author="PR Preview" w:date="2026-01-01T00:00:00Z">
-        <w:r>
-          <w:rPr>
-            <w:rStyle w:val="NormalTok"/>
-          </w:rPr>
-          <w:t xml:space="preserve">    </w:t>
-        </w:r>
-      </w:ins>
-      <w:ins w:id="202" w:author="PR Preview" w:date="2026-01-01T00:00:00Z">
-        <w:r>
-          <w:rPr>
-            <w:rStyle w:val="AttributeTok"/>
-          </w:rPr>
-          <w:t xml:space="preserve">error =</w:t>
-        </w:r>
-      </w:ins>
-      <w:ins w:id="203" w:author="PR Preview" w:date="2026-01-01T00:00:00Z">
-        <w:r>
-          <w:rPr>
-            <w:rStyle w:val="NormalTok"/>
-          </w:rPr>
-          <w:t xml:space="preserve"> </w:t>
-        </w:r>
-      </w:ins>
-      <w:ins w:id="204" w:author="PR Preview" w:date="2026-01-01T00:00:00Z">
-        <w:r>
-          <w:rPr>
-            <w:rStyle w:val="ControlFlowTok"/>
-          </w:rPr>
-          <w:t xml:space="preserve">function</w:t>
-        </w:r>
-      </w:ins>
-      <w:ins w:id="205" w:author="PR Preview" w:date="2026-01-01T00:00:00Z">
-        <w:r>
-          <w:rPr>
-            <w:rStyle w:val="NormalTok"/>
-          </w:rPr>
-          <w:t xml:space="preserve">(e) </w:t>
-        </w:r>
-      </w:ins>
-      <w:ins w:id="206" w:author="PR Preview" w:date="2026-01-01T00:00:00Z">
-        <w:r>
-          <w:rPr>
-            <w:rStyle w:val="ConstantTok"/>
-          </w:rPr>
-          <w:t xml:space="preserve">NULL</w:t>
-        </w:r>
-      </w:ins>
-      <w:ins w:id="207" w:author="PR Preview" w:date="2026-01-01T00:00:00Z">
-        <w:r>
-          <w:rPr>
-            <w:rStyle w:val="NormalTok"/>
-          </w:rPr>
-          <w:t xml:space="preserve">,</w:t>
-        </w:r>
-      </w:ins>
-      <w:ins w:id="208" w:author="PR Preview" w:date="2026-01-01T00:00:00Z">
-        <w:r>
-          <w:br/>
-        </w:r>
-      </w:ins>
-      <w:ins w:id="209" w:author="PR Preview" w:date="2026-01-01T00:00:00Z">
-        <w:r>
-          <w:rPr>
-            <w:rStyle w:val="NormalTok"/>
-          </w:rPr>
-          <w:t xml:space="preserve">    </w:t>
-        </w:r>
-      </w:ins>
-      <w:ins w:id="210" w:author="PR Preview" w:date="2026-01-01T00:00:00Z">
-        <w:r>
-          <w:rPr>
-            <w:rStyle w:val="AttributeTok"/>
-          </w:rPr>
-          <w:t xml:space="preserve">warning =</w:t>
-        </w:r>
-      </w:ins>
-      <w:ins w:id="211" w:author="PR Preview" w:date="2026-01-01T00:00:00Z">
-        <w:r>
-          <w:rPr>
-            <w:rStyle w:val="NormalTok"/>
-          </w:rPr>
-          <w:t xml:space="preserve"> </w:t>
-        </w:r>
-      </w:ins>
-      <w:ins w:id="212" w:author="PR Preview" w:date="2026-01-01T00:00:00Z">
-        <w:r>
-          <w:rPr>
-            <w:rStyle w:val="ControlFlowTok"/>
-          </w:rPr>
-          <w:t xml:space="preserve">function</w:t>
-        </w:r>
-      </w:ins>
-      <w:ins w:id="213" w:author="PR Preview" w:date="2026-01-01T00:00:00Z">
-        <w:r>
-          <w:rPr>
-            <w:rStyle w:val="NormalTok"/>
-          </w:rPr>
-          <w:t xml:space="preserve">(w) </w:t>
-        </w:r>
-      </w:ins>
-      <w:ins w:id="214" w:author="PR Preview" w:date="2026-01-01T00:00:00Z">
-        <w:r>
-          <w:rPr>
-            <w:rStyle w:val="ConstantTok"/>
-          </w:rPr>
-          <w:t xml:space="preserve">NULL</w:t>
-        </w:r>
-      </w:ins>
-      <w:ins w:id="215" w:author="PR Preview" w:date="2026-01-01T00:00:00Z">
-        <w:r>
-          <w:br/>
-        </w:r>
-      </w:ins>
-      <w:ins w:id="216" w:author="PR Preview" w:date="2026-01-01T00:00:00Z">
-        <w:r>
-          <w:rPr>
-            <w:rStyle w:val="NormalTok"/>
-          </w:rPr>
-          <w:t xml:space="preserve">  )</w:t>
-        </w:r>
-      </w:ins>
-      <w:ins w:id="217" w:author="PR Preview" w:date="2026-01-01T00:00:00Z">
-        <w:r>
-          <w:br/>
-        </w:r>
-      </w:ins>
-      <w:ins w:id="218" w:author="PR Preview" w:date="2026-01-01T00:00:00Z">
-        <w:r>
-          <w:rPr>
-            <w:rStyle w:val="NormalTok"/>
-          </w:rPr>
-          <w:t xml:space="preserve">  </w:t>
-        </w:r>
-      </w:ins>
-      <w:ins w:id="219" w:author="PR Preview" w:date="2026-01-01T00:00:00Z">
-        <w:r>
-          <w:rPr>
-            <w:rStyle w:val="ControlFlowTok"/>
-          </w:rPr>
-          <w:t xml:space="preserve">if</w:t>
-        </w:r>
-      </w:ins>
-      <w:ins w:id="220" w:author="PR Preview" w:date="2026-01-01T00:00:00Z">
-        <w:r>
-          <w:rPr>
-            <w:rStyle w:val="NormalTok"/>
-          </w:rPr>
-          <w:t xml:space="preserve"> (</w:t>
-        </w:r>
-      </w:ins>
-      <w:ins w:id="221" w:author="PR Preview" w:date="2026-01-01T00:00:00Z">
-        <w:r>
-          <w:rPr>
-            <w:rStyle w:val="FunctionTok"/>
-          </w:rPr>
-          <w:t xml:space="preserve">is.null</w:t>
-        </w:r>
-      </w:ins>
-      <w:ins w:id="222" w:author="PR Preview" w:date="2026-01-01T00:00:00Z">
-        <w:r>
-          <w:rPr>
-            <w:rStyle w:val="NormalTok"/>
-          </w:rPr>
-          <w:t xml:space="preserve">(colors) </w:t>
-        </w:r>
-      </w:ins>
-      <w:ins w:id="223" w:author="PR Preview" w:date="2026-01-01T00:00:00Z">
-        <w:r>
-          <w:rPr>
-            <w:rStyle w:val="SpecialCharTok"/>
-          </w:rPr>
-          <w:t xml:space="preserve">||</w:t>
-        </w:r>
-      </w:ins>
-      <w:ins w:id="224" w:author="PR Preview" w:date="2026-01-01T00:00:00Z">
-        <w:r>
-          <w:rPr>
-            <w:rStyle w:val="NormalTok"/>
-          </w:rPr>
-          <w:t xml:space="preserve"> </w:t>
-        </w:r>
-      </w:ins>
-      <w:ins w:id="225" w:author="PR Preview" w:date="2026-01-01T00:00:00Z">
-        <w:r>
-          <w:rPr>
-            <w:rStyle w:val="FunctionTok"/>
-          </w:rPr>
-          <w:t xml:space="preserve">length</w:t>
-        </w:r>
-      </w:ins>
-      <w:ins w:id="226" w:author="PR Preview" w:date="2026-01-01T00:00:00Z">
-        <w:r>
-          <w:rPr>
-            <w:rStyle w:val="NormalTok"/>
-          </w:rPr>
-          <w:t xml:space="preserve">(colors) </w:t>
-        </w:r>
-      </w:ins>
-      <w:ins w:id="227" w:author="PR Preview" w:date="2026-01-01T00:00:00Z">
-        <w:r>
-          <w:rPr>
-            <w:rStyle w:val="SpecialCharTok"/>
-          </w:rPr>
-          <w:t xml:space="preserve">&lt;</w:t>
-        </w:r>
-      </w:ins>
-      <w:ins w:id="228" w:author="PR Preview" w:date="2026-01-01T00:00:00Z">
-        <w:r>
-          <w:rPr>
-            <w:rStyle w:val="NormalTok"/>
-          </w:rPr>
-          <w:t xml:space="preserve"> n </w:t>
-        </w:r>
-      </w:ins>
-      <w:ins w:id="229" w:author="PR Preview" w:date="2026-01-01T00:00:00Z">
-        <w:r>
-          <w:rPr>
-            <w:rStyle w:val="SpecialCharTok"/>
-          </w:rPr>
-          <w:t xml:space="preserve">||</w:t>
-        </w:r>
-      </w:ins>
-      <w:ins w:id="230" w:author="PR Preview" w:date="2026-01-01T00:00:00Z">
-        <w:r>
-          <w:rPr>
-            <w:rStyle w:val="NormalTok"/>
-          </w:rPr>
-          <w:t xml:space="preserve"> </w:t>
-        </w:r>
-      </w:ins>
-      <w:ins w:id="231" w:author="PR Preview" w:date="2026-01-01T00:00:00Z">
-        <w:r>
-          <w:rPr>
-            <w:rStyle w:val="FunctionTok"/>
-          </w:rPr>
-          <w:t xml:space="preserve">anyNA</w:t>
-        </w:r>
-      </w:ins>
-      <w:ins w:id="232" w:author="PR Preview" w:date="2026-01-01T00:00:00Z">
-        <w:r>
-          <w:rPr>
-            <w:rStyle w:val="NormalTok"/>
-          </w:rPr>
-          <w:t xml:space="preserve">(colors)) {</w:t>
-        </w:r>
-      </w:ins>
-      <w:ins w:id="233" w:author="PR Preview" w:date="2026-01-01T00:00:00Z">
-        <w:r>
-          <w:br/>
-        </w:r>
-      </w:ins>
-      <w:ins w:id="234" w:author="PR Preview" w:date="2026-01-01T00:00:00Z">
-        <w:r>
-          <w:rPr>
-            <w:rStyle w:val="NormalTok"/>
-          </w:rPr>
-          <w:t xml:space="preserve">    </w:t>
-        </w:r>
-      </w:ins>
-      <w:ins w:id="235" w:author="PR Preview" w:date="2026-01-01T00:00:00Z">
-        <w:r>
-          <w:rPr>
-            <w:rStyle w:val="FunctionTok"/>
-          </w:rPr>
-          <w:t xml:space="preserve">return</w:t>
-        </w:r>
-      </w:ins>
-      <w:ins w:id="236" w:author="PR Preview" w:date="2026-01-01T00:00:00Z">
-        <w:r>
-          <w:rPr>
-            <w:rStyle w:val="NormalTok"/>
-          </w:rPr>
-          <w:t xml:space="preserve">(</w:t>
-        </w:r>
-      </w:ins>
-      <w:ins w:id="237" w:author="PR Preview" w:date="2026-01-01T00:00:00Z">
-        <w:r>
-          <w:rPr>
-            <w:rStyle w:val="ConstantTok"/>
-          </w:rPr>
-          <w:t xml:space="preserve">NA_real_</w:t>
-        </w:r>
-      </w:ins>
-      <w:ins w:id="238" w:author="PR Preview" w:date="2026-01-01T00:00:00Z">
-        <w:r>
-          <w:rPr>
-            <w:rStyle w:val="NormalTok"/>
-          </w:rPr>
-          <w:t xml:space="preserve">)</w:t>
-        </w:r>
-      </w:ins>
-      <w:ins w:id="239" w:author="PR Preview" w:date="2026-01-01T00:00:00Z">
-        <w:r>
-          <w:br/>
-        </w:r>
-      </w:ins>
-      <w:ins w:id="240" w:author="PR Preview" w:date="2026-01-01T00:00:00Z">
-        <w:r>
-          <w:rPr>
-            <w:rStyle w:val="NormalTok"/>
-          </w:rPr>
-          <w:t xml:space="preserve">  }</w:t>
-        </w:r>
-      </w:ins>
-      <w:ins w:id="241" w:author="PR Preview" w:date="2026-01-01T00:00:00Z">
-        <w:r>
-          <w:br/>
-        </w:r>
-      </w:ins>
-      <w:ins w:id="242" w:author="PR Preview" w:date="2026-01-01T00:00:00Z">
-        <w:r>
-          <w:rPr>
-            <w:rStyle w:val="NormalTok"/>
-          </w:rPr>
-          <w:t xml:space="preserve">  </w:t>
-        </w:r>
-      </w:ins>
-      <w:ins w:id="243" w:author="PR Preview" w:date="2026-01-01T00:00:00Z">
-        <w:r>
-          <w:rPr>
-            <w:rStyle w:val="CommentTok"/>
-          </w:rPr>
-          <w:t xml:space="preserve"># viridis adds an alpha channel; palette_check() wants plain "#rrggbb"</w:t>
-        </w:r>
-      </w:ins>
-      <w:ins w:id="244" w:author="PR Preview" w:date="2026-01-01T00:00:00Z">
-        <w:r>
-          <w:br/>
-        </w:r>
-      </w:ins>
-      <w:ins w:id="245" w:author="PR Preview" w:date="2026-01-01T00:00:00Z">
-        <w:r>
-          <w:rPr>
-            <w:rStyle w:val="NormalTok"/>
-          </w:rPr>
-          <w:t xml:space="preserve">  colors </w:t>
-        </w:r>
-      </w:ins>
-      <w:ins w:id="246" w:author="PR Preview" w:date="2026-01-01T00:00:00Z">
-        <w:r>
-          <w:rPr>
-            <w:rStyle w:val="OtherTok"/>
-          </w:rPr>
-          <w:t xml:space="preserve">&lt;-</w:t>
-        </w:r>
-      </w:ins>
-      <w:ins w:id="247" w:author="PR Preview" w:date="2026-01-01T00:00:00Z">
-        <w:r>
-          <w:rPr>
-            <w:rStyle w:val="NormalTok"/>
-          </w:rPr>
-          <w:t xml:space="preserve"> </w:t>
-        </w:r>
-      </w:ins>
-      <w:ins w:id="248" w:author="PR Preview" w:date="2026-01-01T00:00:00Z">
-        <w:r>
-          <w:rPr>
-            <w:rStyle w:val="FunctionTok"/>
-          </w:rPr>
-          <w:t xml:space="preserve">substr</w:t>
-        </w:r>
-      </w:ins>
-      <w:ins w:id="249" w:author="PR Preview" w:date="2026-01-01T00:00:00Z">
-        <w:r>
-          <w:rPr>
-            <w:rStyle w:val="NormalTok"/>
-          </w:rPr>
-          <w:t xml:space="preserve">(</w:t>
-        </w:r>
-      </w:ins>
-      <w:ins w:id="250" w:author="PR Preview" w:date="2026-01-01T00:00:00Z">
-        <w:r>
-          <w:rPr>
-            <w:rStyle w:val="FunctionTok"/>
-          </w:rPr>
           <w:t xml:space="preserve">as.character</w:t>
         </w:r>
       </w:ins>
-      <w:ins w:id="251" w:author="PR Preview" w:date="2026-01-01T00:00:00Z">
-        <w:r>
-          <w:rPr>
-            <w:rStyle w:val="NormalTok"/>
-          </w:rPr>
-          <w:t xml:space="preserve">(colors), </w:t>
-        </w:r>
-      </w:ins>
-      <w:ins w:id="252" w:author="PR Preview" w:date="2026-01-01T00:00:00Z">
-        <w:r>
-          <w:rPr>
-            <w:rStyle w:val="DecValTok"/>
-          </w:rPr>
-          <w:t xml:space="preserve">1</w:t>
-        </w:r>
-      </w:ins>
-      <w:ins w:id="253" w:author="PR Preview" w:date="2026-01-01T00:00:00Z">
-        <w:r>
-          <w:rPr>
-            <w:rStyle w:val="NormalTok"/>
-          </w:rPr>
-          <w:t xml:space="preserve">, </w:t>
-        </w:r>
-      </w:ins>
-      <w:ins w:id="254" w:author="PR Preview" w:date="2026-01-01T00:00:00Z">
-        <w:r>
-          <w:rPr>
-            <w:rStyle w:val="DecValTok"/>
-          </w:rPr>
-          <w:t xml:space="preserve">7</w:t>
-        </w:r>
-      </w:ins>
-      <w:ins w:id="255" w:author="PR Preview" w:date="2026-01-01T00:00:00Z">
-        <w:r>
-          <w:rPr>
-            <w:rStyle w:val="NormalTok"/>
-          </w:rPr>
-          <w:t xml:space="preserve">)</w:t>
-        </w:r>
-      </w:ins>
-      <w:ins w:id="256" w:author="PR Preview" w:date="2026-01-01T00:00:00Z">
-        <w:r>
-          <w:br/>
-        </w:r>
-      </w:ins>
-      <w:ins w:id="257" w:author="PR Preview" w:date="2026-01-01T00:00:00Z">
-        <w:r>
-          <w:rPr>
-            <w:rStyle w:val="NormalTok"/>
-          </w:rPr>
-          <w:t xml:space="preserve">  </w:t>
-        </w:r>
-      </w:ins>
-      <w:ins w:id="258" w:author="PR Preview" w:date="2026-01-01T00:00:00Z">
-        <w:r>
-          <w:rPr>
-            <w:rStyle w:val="CommentTok"/>
-          </w:rPr>
-          <w:t xml:space="preserve"># the first row is normal vision; the rest are the simulated deficiencies</w:t>
-        </w:r>
-      </w:ins>
-      <w:ins w:id="259" w:author="PR Preview" w:date="2026-01-01T00:00:00Z">
-        <w:r>
-          <w:br/>
-        </w:r>
-      </w:ins>
-      <w:ins w:id="260" w:author="PR Preview" w:date="2026-01-01T00:00:00Z">
-        <w:r>
-          <w:rPr>
-            <w:rStyle w:val="NormalTok"/>
-          </w:rPr>
-          <w:t xml:space="preserve">  </w:t>
-        </w:r>
-      </w:ins>
-      <w:ins w:id="261" w:author="PR Preview" w:date="2026-01-01T00:00:00Z">
-        <w:r>
-          <w:rPr>
-            <w:rStyle w:val="FunctionTok"/>
-          </w:rPr>
-          <w:t xml:space="preserve">min</w:t>
-        </w:r>
-      </w:ins>
-      <w:ins w:id="262" w:author="PR Preview" w:date="2026-01-01T00:00:00Z">
-        <w:r>
-          <w:rPr>
-            <w:rStyle w:val="NormalTok"/>
-          </w:rPr>
-          <w:t xml:space="preserve">(colorblindcheck</w:t>
-        </w:r>
-      </w:ins>
-      <w:ins w:id="263" w:author="PR Preview" w:date="2026-01-01T00:00:00Z">
-        <w:r>
-          <w:rPr>
-            <w:rStyle w:val="SpecialCharTok"/>
-          </w:rPr>
-          <w:t xml:space="preserve">::</w:t>
-        </w:r>
-      </w:ins>
-      <w:ins w:id="264" w:author="PR Preview" w:date="2026-01-01T00:00:00Z">
-        <w:r>
-          <w:rPr>
-            <w:rStyle w:val="FunctionTok"/>
-          </w:rPr>
-          <w:t xml:space="preserve">palette_check</w:t>
-        </w:r>
-      </w:ins>
-      <w:ins w:id="265" w:author="PR Preview" w:date="2026-01-01T00:00:00Z">
-        <w:r>
-          <w:rPr>
-            <w:rStyle w:val="NormalTok"/>
-          </w:rPr>
-          <w:t xml:space="preserve">(colors)</w:t>
-        </w:r>
-      </w:ins>
-      <w:ins w:id="266" w:author="PR Preview" w:date="2026-01-01T00:00:00Z">
-        <w:r>
-          <w:rPr>
-            <w:rStyle w:val="SpecialCharTok"/>
-          </w:rPr>
-          <w:t xml:space="preserve">$</w:t>
-        </w:r>
-      </w:ins>
-      <w:ins w:id="267" w:author="PR Preview" w:date="2026-01-01T00:00:00Z">
-        <w:r>
-          <w:rPr>
-            <w:rStyle w:val="NormalTok"/>
-          </w:rPr>
-          <w:t xml:space="preserve">min_dist[</w:t>
-        </w:r>
-      </w:ins>
-      <w:ins w:id="268" w:author="PR Preview" w:date="2026-01-01T00:00:00Z">
-        <w:r>
-          <w:rPr>
-            <w:rStyle w:val="SpecialCharTok"/>
-          </w:rPr>
-          <w:t xml:space="preserve">-</w:t>
-        </w:r>
-      </w:ins>
-      <w:ins w:id="269" w:author="PR Preview" w:date="2026-01-01T00:00:00Z">
-        <w:r>
-          <w:rPr>
-            <w:rStyle w:val="DecValTok"/>
-          </w:rPr>
-          <w:t xml:space="preserve">1</w:t>
-        </w:r>
-      </w:ins>
-      <w:ins w:id="270" w:author="PR Preview" w:date="2026-01-01T00:00:00Z">
-        <w:r>
-          <w:rPr>
-            <w:rStyle w:val="NormalTok"/>
-          </w:rPr>
-          <w:t xml:space="preserve">])</w:t>
-        </w:r>
-      </w:ins>
-      <w:ins w:id="271" w:author="PR Preview" w:date="2026-01-01T00:00:00Z">
-        <w:r>
-          <w:br/>
-        </w:r>
-      </w:ins>
-      <w:ins w:id="272" w:author="PR Preview" w:date="2026-01-01T00:00:00Z">
-        <w:r>
-          <w:rPr>
-            <w:rStyle w:val="NormalTok"/>
-          </w:rPr>
-          <w:t xml:space="preserve">}</w:t>
-        </w:r>
-      </w:ins>
-      <w:ins w:id="273" w:author="PR Preview" w:date="2026-01-01T00:00:00Z">
-        <w:r>
-          <w:br/>
-        </w:r>
-      </w:ins>
-      <w:ins w:id="274" w:author="PR Preview" w:date="2026-01-01T00:00:00Z">
-        <w:r>
-          <w:br/>
-        </w:r>
-      </w:ins>
-      <w:ins w:id="275" w:author="PR Preview" w:date="2026-01-01T00:00:00Z">
-        <w:r>
-          <w:rPr>
-            <w:rStyle w:val="FunctionTok"/>
-          </w:rPr>
-          <w:t xml:space="preserve">expand.grid</w:t>
-        </w:r>
-      </w:ins>
-      <w:ins w:id="276" w:author="PR Preview" w:date="2026-01-01T00:00:00Z">
-        <w:r>
-          <w:rPr>
-            <w:rStyle w:val="NormalTok"/>
-          </w:rPr>
-          <w:t xml:space="preserve">(</w:t>
-        </w:r>
-      </w:ins>
-      <w:ins w:id="277" w:author="PR Preview" w:date="2026-01-01T00:00:00Z">
-        <w:r>
-          <w:rPr>
-            <w:rStyle w:val="AttributeTok"/>
-          </w:rPr>
-          <w:t xml:space="preserve">palette =</w:t>
-        </w:r>
-      </w:ins>
-      <w:ins w:id="278" w:author="PR Preview" w:date="2026-01-01T00:00:00Z">
-        <w:r>
-          <w:rPr>
-            <w:rStyle w:val="NormalTok"/>
-          </w:rPr>
-          <w:t xml:space="preserve"> </w:t>
-        </w:r>
-      </w:ins>
-      <w:ins w:id="279" w:author="PR Preview" w:date="2026-01-01T00:00:00Z">
-        <w:r>
-          <w:rPr>
-            <w:rStyle w:val="FunctionTok"/>
-          </w:rPr>
-          <w:t xml:space="preserve">names</w:t>
-        </w:r>
-      </w:ins>
-      <w:ins w:id="280" w:author="PR Preview" w:date="2026-01-01T00:00:00Z">
-        <w:r>
-          <w:rPr>
-            <w:rStyle w:val="NormalTok"/>
-          </w:rPr>
-          <w:t xml:space="preserve">(palettes), </w:t>
-        </w:r>
-      </w:ins>
-      <w:ins w:id="281" w:author="PR Preview" w:date="2026-01-01T00:00:00Z">
-        <w:r>
-          <w:rPr>
-            <w:rStyle w:val="AttributeTok"/>
-          </w:rPr>
-          <w:t xml:space="preserve">groups =</w:t>
-        </w:r>
-      </w:ins>
-      <w:ins w:id="282" w:author="PR Preview" w:date="2026-01-01T00:00:00Z">
-        <w:r>
-          <w:rPr>
-            <w:rStyle w:val="NormalTok"/>
-          </w:rPr>
-          <w:t xml:space="preserve"> </w:t>
-        </w:r>
-      </w:ins>
-      <w:ins w:id="283" w:author="PR Preview" w:date="2026-01-01T00:00:00Z">
-        <w:r>
-          <w:rPr>
-            <w:rStyle w:val="FunctionTok"/>
-          </w:rPr>
-          <w:t xml:space="preserve">c</w:t>
-        </w:r>
-      </w:ins>
-      <w:ins w:id="284" w:author="PR Preview" w:date="2026-01-01T00:00:00Z">
-        <w:r>
-          <w:rPr>
-            <w:rStyle w:val="NormalTok"/>
-          </w:rPr>
-          <w:t xml:space="preserve">(</w:t>
-        </w:r>
-      </w:ins>
-      <w:ins w:id="285" w:author="PR Preview" w:date="2026-01-01T00:00:00Z">
-        <w:r>
-          <w:rPr>
-            <w:rStyle w:val="DecValTok"/>
-          </w:rPr>
-          <w:t xml:space="preserve">3</w:t>
-        </w:r>
-      </w:ins>
-      <w:ins w:id="286" w:author="PR Preview" w:date="2026-01-01T00:00:00Z">
-        <w:r>
-          <w:rPr>
-            <w:rStyle w:val="NormalTok"/>
-          </w:rPr>
-          <w:t xml:space="preserve">, </w:t>
-        </w:r>
-      </w:ins>
-      <w:ins w:id="287" w:author="PR Preview" w:date="2026-01-01T00:00:00Z">
-        <w:r>
-          <w:rPr>
-            <w:rStyle w:val="DecValTok"/>
-          </w:rPr>
-          <w:t xml:space="preserve">5</w:t>
-        </w:r>
-      </w:ins>
-      <w:ins w:id="288" w:author="PR Preview" w:date="2026-01-01T00:00:00Z">
-        <w:r>
-          <w:rPr>
-            <w:rStyle w:val="NormalTok"/>
-          </w:rPr>
-          <w:t xml:space="preserve">, </w:t>
-        </w:r>
-      </w:ins>
-      <w:ins w:id="289" w:author="PR Preview" w:date="2026-01-01T00:00:00Z">
-        <w:r>
-          <w:rPr>
-            <w:rStyle w:val="DecValTok"/>
-          </w:rPr>
-          <w:t xml:space="preserve">7</w:t>
-        </w:r>
-      </w:ins>
-      <w:ins w:id="290" w:author="PR Preview" w:date="2026-01-01T00:00:00Z">
-        <w:r>
-          <w:rPr>
-            <w:rStyle w:val="NormalTok"/>
-          </w:rPr>
-          <w:t xml:space="preserve">, </w:t>
-        </w:r>
-      </w:ins>
-      <w:ins w:id="291" w:author="PR Preview" w:date="2026-01-01T00:00:00Z">
-        <w:r>
-          <w:rPr>
-            <w:rStyle w:val="DecValTok"/>
-          </w:rPr>
-          <w:t xml:space="preserve">10</w:t>
-        </w:r>
-      </w:ins>
-      <w:ins w:id="292" w:author="PR Preview" w:date="2026-01-01T00:00:00Z">
-        <w:r>
-          <w:rPr>
-            <w:rStyle w:val="NormalTok"/>
-          </w:rPr>
-          <w:t xml:space="preserve">)) </w:t>
-        </w:r>
-      </w:ins>
-      <w:ins w:id="293" w:author="PR Preview" w:date="2026-01-01T00:00:00Z">
-        <w:r>
-          <w:rPr>
-            <w:rStyle w:val="SpecialCharTok"/>
-          </w:rPr>
-          <w:t xml:space="preserve">|&gt;</w:t>
-        </w:r>
-      </w:ins>
-      <w:ins w:id="294" w:author="PR Preview" w:date="2026-01-01T00:00:00Z">
-        <w:r>
-          <w:br/>
-        </w:r>
-      </w:ins>
-      <w:ins w:id="295" w:author="PR Preview" w:date="2026-01-01T00:00:00Z">
-        <w:r>
-          <w:rPr>
-            <w:rStyle w:val="NormalTok"/>
-          </w:rPr>
-          <w:t xml:space="preserve">  tibble</w:t>
-        </w:r>
-      </w:ins>
-      <w:ins w:id="296" w:author="PR Preview" w:date="2026-01-01T00:00:00Z">
-        <w:r>
-          <w:rPr>
-            <w:rStyle w:val="SpecialCharTok"/>
-          </w:rPr>
-          <w:t xml:space="preserve">::</w:t>
-        </w:r>
-      </w:ins>
-      <w:ins w:id="297" w:author="PR Preview" w:date="2026-01-01T00:00:00Z">
-        <w:r>
-          <w:rPr>
-            <w:rStyle w:val="FunctionTok"/>
-          </w:rPr>
-          <w:t xml:space="preserve">as_tibble</w:t>
-        </w:r>
-      </w:ins>
-      <w:ins w:id="298" w:author="PR Preview" w:date="2026-01-01T00:00:00Z">
-        <w:r>
-          <w:rPr>
-            <w:rStyle w:val="NormalTok"/>
-          </w:rPr>
-          <w:t xml:space="preserve">() </w:t>
-        </w:r>
-      </w:ins>
-      <w:ins w:id="299" w:author="PR Preview" w:date="2026-01-01T00:00:00Z">
-        <w:r>
-          <w:rPr>
-            <w:rStyle w:val="SpecialCharTok"/>
-          </w:rPr>
-          <w:t xml:space="preserve">|&gt;</w:t>
-        </w:r>
-      </w:ins>
-      <w:ins w:id="300" w:author="PR Preview" w:date="2026-01-01T00:00:00Z">
-        <w:r>
-          <w:br/>
-        </w:r>
-      </w:ins>
-      <w:ins w:id="301" w:author="PR Preview" w:date="2026-01-01T00:00:00Z">
-        <w:r>
-          <w:rPr>
-            <w:rStyle w:val="NormalTok"/>
-          </w:rPr>
-          <w:t xml:space="preserve">  dplyr</w:t>
-        </w:r>
-      </w:ins>
-      <w:ins w:id="302" w:author="PR Preview" w:date="2026-01-01T00:00:00Z">
-        <w:r>
-          <w:rPr>
-            <w:rStyle w:val="SpecialCharTok"/>
-          </w:rPr>
-          <w:t xml:space="preserve">::</w:t>
-        </w:r>
-      </w:ins>
-      <w:ins w:id="303" w:author="PR Preview" w:date="2026-01-01T00:00:00Z">
-        <w:r>
-          <w:rPr>
-            <w:rStyle w:val="FunctionTok"/>
-          </w:rPr>
-          <w:t xml:space="preserve">rowwise</w:t>
-        </w:r>
-      </w:ins>
-      <w:ins w:id="304" w:author="PR Preview" w:date="2026-01-01T00:00:00Z">
-        <w:r>
-          <w:rPr>
-            <w:rStyle w:val="NormalTok"/>
-          </w:rPr>
-          <w:t xml:space="preserve">() </w:t>
-        </w:r>
-      </w:ins>
-      <w:ins w:id="305" w:author="PR Preview" w:date="2026-01-01T00:00:00Z">
-        <w:r>
-          <w:rPr>
-            <w:rStyle w:val="SpecialCharTok"/>
-          </w:rPr>
-          <w:t xml:space="preserve">|&gt;</w:t>
-        </w:r>
-      </w:ins>
-      <w:ins w:id="306" w:author="PR Preview" w:date="2026-01-01T00:00:00Z">
-        <w:r>
-          <w:br/>
-        </w:r>
-      </w:ins>
-      <w:ins w:id="307" w:author="PR Preview" w:date="2026-01-01T00:00:00Z">
-        <w:r>
-          <w:rPr>
-            <w:rStyle w:val="NormalTok"/>
-          </w:rPr>
-          <w:t xml:space="preserve">  dplyr</w:t>
-        </w:r>
-      </w:ins>
-      <w:ins w:id="308" w:author="PR Preview" w:date="2026-01-01T00:00:00Z">
-        <w:r>
-          <w:rPr>
-            <w:rStyle w:val="SpecialCharTok"/>
-          </w:rPr>
-          <w:t xml:space="preserve">::</w:t>
-        </w:r>
-      </w:ins>
-      <w:ins w:id="309" w:author="PR Preview" w:date="2026-01-01T00:00:00Z">
-        <w:r>
-          <w:rPr>
-            <w:rStyle w:val="FunctionTok"/>
-          </w:rPr>
-          <w:t xml:space="preserve">mutate</w:t>
-        </w:r>
-      </w:ins>
-      <w:ins w:id="310" w:author="PR Preview" w:date="2026-01-01T00:00:00Z">
-        <w:r>
-          <w:rPr>
-            <w:rStyle w:val="NormalTok"/>
-          </w:rPr>
-          <w:t xml:space="preserve">(</w:t>
-        </w:r>
-      </w:ins>
-      <w:ins w:id="311" w:author="PR Preview" w:date="2026-01-01T00:00:00Z">
-        <w:r>
-          <w:br/>
-        </w:r>
-      </w:ins>
-      <w:ins w:id="312" w:author="PR Preview" w:date="2026-01-01T00:00:00Z">
-        <w:r>
-          <w:rPr>
-            <w:rStyle w:val="NormalTok"/>
-          </w:rPr>
-          <w:t xml:space="preserve">    </w:t>
-        </w:r>
-      </w:ins>
-      <w:ins w:id="313" w:author="PR Preview" w:date="2026-01-01T00:00:00Z">
-        <w:r>
-          <w:rPr>
-            <w:rStyle w:val="AttributeTok"/>
-          </w:rPr>
-          <w:t xml:space="preserve">distance =</w:t>
-        </w:r>
-      </w:ins>
-      <w:ins w:id="314" w:author="PR Preview" w:date="2026-01-01T00:00:00Z">
-        <w:r>
-          <w:rPr>
-            <w:rStyle w:val="NormalTok"/>
-          </w:rPr>
-          <w:t xml:space="preserve"> </w:t>
-        </w:r>
-      </w:ins>
-      <w:ins w:id="315" w:author="PR Preview" w:date="2026-01-01T00:00:00Z">
-        <w:r>
-          <w:rPr>
-            <w:rStyle w:val="FunctionTok"/>
-          </w:rPr>
-          <w:t xml:space="preserve">worst_case_distance</w:t>
-        </w:r>
-      </w:ins>
       <w:ins w:id="316" w:author="PR Preview" w:date="2026-01-01T00:00:00Z">
         <w:r>
           <w:rPr>
             <w:rStyle w:val="NormalTok"/>
           </w:rPr>
-          <w:t xml:space="preserve">(palettes[[palette]], groups)</w:t>
+          <w:t xml:space="preserve">(palette)]], groups)</w:t>
         </w:r>
       </w:ins>
       <w:ins w:id="317" w:author="PR Preview" w:date="2026-01-01T00:00:00Z">
@@ -3233,41 +3239,46 @@
       <w:pPr>
         <w:pStyle w:val="BodyText"/>
       </w:pPr>
-      <w:ins w:id="356" w:author="PR Preview" w:date="2026-01-01T00:00:00Z">
+      <w:hyperlink w:anchor="exm-palette-comparison">
+        <w:ins w:id="356" w:author="PR Preview" w:date="2026-01-01T00:00:00Z">
+          <w:r>
+            <w:rPr>
+              <w:rStyle w:val="Hyperlink"/>
+            </w:rPr>
+            <w:t xml:space="preserve">Example 1</w:t>
+          </w:r>
+        </w:ins>
+      </w:hyperlink>
+      <w:ins w:id="357" w:author="PR Preview" w:date="2026-01-01T00:00:00Z">
+        <w:r>
+          <w:t xml:space="preserve"> </w:t>
+        </w:r>
+      </w:ins>
+      <w:ins w:id="358" w:author="PR Preview" w:date="2026-01-01T00:00:00Z">
+        <w:r>
+          <w:t xml:space="preserve">shows the results.</w:t>
+        </w:r>
+      </w:ins>
+      <w:ins w:id="359" w:author="PR Preview" w:date="2026-01-01T00:00:00Z">
+        <w:r>
+          <w:t xml:space="preserve"> </w:t>
+        </w:r>
+      </w:ins>
+      <w:ins w:id="360" w:author="PR Preview" w:date="2026-01-01T00:00:00Z">
         <w:r>
           <w:t xml:space="preserve">The Okabe-Ito palette</w:t>
         </w:r>
       </w:ins>
-      <w:ins w:id="357" w:author="PR Preview" w:date="2026-01-01T00:00:00Z">
-        <w:r>
-          <w:t xml:space="preserve"> </w:t>
-        </w:r>
-      </w:ins>
-      <w:ins w:id="358" w:author="PR Preview" w:date="2026-01-01T00:00:00Z">
+      <w:ins w:id="361" w:author="PR Preview" w:date="2026-01-01T00:00:00Z">
+        <w:r>
+          <w:t xml:space="preserve"> </w:t>
+        </w:r>
+      </w:ins>
+      <w:ins w:id="362" w:author="PR Preview" w:date="2026-01-01T00:00:00Z">
         <w:r>
           <w:t xml:space="preserve">(Okabe and Ito 2008)</w:t>
         </w:r>
       </w:ins>
-      <w:ins w:id="359" w:author="PR Preview" w:date="2026-01-01T00:00:00Z">
-        <w:r>
-          <w:t xml:space="preserve"> </w:t>
-        </w:r>
-      </w:ins>
-      <w:ins w:id="360" w:author="PR Preview" w:date="2026-01-01T00:00:00Z">
-        <w:r>
-          <w:t xml:space="preserve">stays above 10 for all 7 of its colors,</w:t>
-        </w:r>
-      </w:ins>
-      <w:ins w:id="361" w:author="PR Preview" w:date="2026-01-01T00:00:00Z">
-        <w:r>
-          <w:t xml:space="preserve"> </w:t>
-        </w:r>
-      </w:ins>
-      <w:ins w:id="362" w:author="PR Preview" w:date="2026-01-01T00:00:00Z">
-        <w:r>
-          <w:t xml:space="preserve">and with 10 groups no palette tested reaches 10.</w:t>
-        </w:r>
-      </w:ins>
       <w:ins w:id="363" w:author="PR Preview" w:date="2026-01-01T00:00:00Z">
         <w:r>
           <w:t xml:space="preserve"> </w:t>
@@ -3275,19 +3286,19 @@
       </w:ins>
       <w:ins w:id="364" w:author="PR Preview" w:date="2026-01-01T00:00:00Z">
         <w:r>
+          <w:t xml:space="preserve">stays above 10 for all 7 of its colors, and with 10 groups no palette tested reaches 10.</w:t>
+        </w:r>
+      </w:ins>
+      <w:ins w:id="365" w:author="PR Preview" w:date="2026-01-01T00:00:00Z">
+        <w:r>
+          <w:t xml:space="preserve"> </w:t>
+        </w:r>
+      </w:ins>
+      <w:ins w:id="366" w:author="PR Preview" w:date="2026-01-01T00:00:00Z">
+        <w:r>
           <w:t xml:space="preserve">The RColorBrewer qualitative palettes Dark2 and Set2 are fine for 3 groups and then lose distinctness quickly.</w:t>
         </w:r>
       </w:ins>
-      <w:ins w:id="365" w:author="PR Preview" w:date="2026-01-01T00:00:00Z">
-        <w:r>
-          <w:t xml:space="preserve"> </w:t>
-        </w:r>
-      </w:ins>
-      <w:ins w:id="366" w:author="PR Preview" w:date="2026-01-01T00:00:00Z">
-        <w:r>
-          <w:t xml:space="preserve">The viridis palette scores well for 3 and 5 groups, but it is a sequential palette,</w:t>
-        </w:r>
-      </w:ins>
       <w:ins w:id="367" w:author="PR Preview" w:date="2026-01-01T00:00:00Z">
         <w:r>
           <w:t xml:space="preserve"> </w:t>
@@ -3295,7 +3306,7 @@
       </w:ins>
       <w:ins w:id="368" w:author="PR Preview" w:date="2026-01-01T00:00:00Z">
         <w:r>
-          <w:t xml:space="preserve">so its neighboring colors look alike when the groups have no order.</w:t>
+          <w:t xml:space="preserve">The viridis palette scores well for 3 and 5 groups, but it is a sequential palette, so its neighboring colors look alike when the groups have no order.</w:t>
         </w:r>
       </w:ins>
       <w:ins w:id="369" w:author="PR Preview" w:date="2026-01-01T00:00:00Z">
@@ -3366,7 +3377,7 @@
       </w:ins>
     </w:p>
     <w:bookmarkEnd w:id="11"/>
-    <w:bookmarkStart w:id="17" w:name="what-to-do-with-many-groups"/>
+    <w:bookmarkStart w:id="18" w:name="what-to-do-with-many-groups"/>
     <w:p>
       <w:pPr>
         <w:pStyle w:val="Heading2"/>
@@ -3383,7 +3394,7 @@
       </w:pPr>
       <w:ins w:id="382" w:author="PR Preview" w:date="2026-01-01T00:00:00Z">
         <w:r>
-          <w:t xml:space="preserve">With more than 7 groups, no tested palette keeps every pair easy to tell apart.</w:t>
+          <w:t xml:space="preserve">With 10 groups, no tested palette keeps every pair easy to tell apart, and the table does not test 8 or 9 groups.</w:t>
         </w:r>
       </w:ins>
       <w:ins w:id="383" w:author="PR Preview" w:date="2026-01-01T00:00:00Z">
@@ -3459,7 +3470,7 @@
       </w:ins>
       <w:ins w:id="395" w:author="PR Preview" w:date="2026-01-01T00:00:00Z">
         <w:r>
-          <w:t xml:space="preserve">palette gives up to 12 colors,</w:t>
+          <w:t xml:space="preserve">palette gives up to 12 colors, so it is the fallback when a figure needs more than 7 groups.</w:t>
         </w:r>
       </w:ins>
       <w:ins w:id="396" w:author="PR Preview" w:date="2026-01-01T00:00:00Z">
@@ -3469,7 +3480,7 @@
       </w:ins>
       <w:ins w:id="397" w:author="PR Preview" w:date="2026-01-01T00:00:00Z">
         <w:r>
-          <w:t xml:space="preserve">which makes it the fallback when a figure needs more than 7 groups.</w:t>
+          <w:t xml:space="preserve">Its smallest distance is about 5 to 6 at every size in the table, which is below the cutoff, so it is a fallback and not a recommendation.</w:t>
         </w:r>
       </w:ins>
       <w:ins w:id="398" w:author="PR Preview" w:date="2026-01-01T00:00:00Z">
@@ -3487,42 +3498,60 @@
           <w:t xml:space="preserve"> </w:t>
         </w:r>
       </w:ins>
-      <w:ins w:id="401" w:author="PR Preview" w:date="2026-01-01T00:00:00Z">
-        <w:r>
-          <w:rPr>
-            <w:rStyle w:val="VerbatimChar"/>
-          </w:rPr>
-          <w:t xml:space="preserve">fxtas</w:t>
-        </w:r>
-      </w:ins>
-      <w:ins w:id="402" w:author="PR Preview" w:date="2026-01-01T00:00:00Z">
-        <w:r>
-          <w:t xml:space="preserve"> </w:t>
-        </w:r>
-      </w:ins>
-      <w:ins w:id="403" w:author="PR Preview" w:date="2026-01-01T00:00:00Z">
-        <w:r>
-          <w:t xml:space="preserve">package uses it for biomarker groups.</w:t>
+      <w:hyperlink r:id="rId12">
+        <w:ins w:id="401" w:author="PR Preview" w:date="2026-01-01T00:00:00Z">
+          <w:r>
+            <w:rPr>
+              <w:rStyle w:val="VerbatimChar"/>
+            </w:rPr>
+            <w:t xml:space="preserve">fxtas</w:t>
+          </w:r>
+        </w:ins>
+        <w:ins w:id="402" w:author="PR Preview" w:date="2026-01-01T00:00:00Z">
+          <w:r>
+            <w:rPr>
+              <w:rStyle w:val="Hyperlink"/>
+            </w:rPr>
+            <w:t xml:space="preserve"> </w:t>
+          </w:r>
+        </w:ins>
+        <w:ins w:id="403" w:author="PR Preview" w:date="2026-01-01T00:00:00Z">
+          <w:r>
+            <w:rPr>
+              <w:rStyle w:val="Hyperlink"/>
+            </w:rPr>
+            <w:t xml:space="preserve">package</w:t>
+          </w:r>
+        </w:ins>
+      </w:hyperlink>
+      <w:ins w:id="404" w:author="PR Preview" w:date="2026-01-01T00:00:00Z">
+        <w:r>
+          <w:t xml:space="preserve"> </w:t>
+        </w:r>
+      </w:ins>
+      <w:ins w:id="405" w:author="PR Preview" w:date="2026-01-01T00:00:00Z">
+        <w:r>
+          <w:t xml:space="preserve">uses it for its biomarker groups.</w:t>
         </w:r>
       </w:ins>
     </w:p>
-    <w:bookmarkStart w:id="16" w:name="refs"/>
-    <w:bookmarkStart w:id="13" w:name="ref-colorblindcheck"/>
+    <w:bookmarkStart w:id="17" w:name="refs"/>
+    <w:bookmarkStart w:id="14" w:name="ref-colorblindcheck"/>
     <w:p>
       <w:pPr>
         <w:pStyle w:val="Bibliography"/>
       </w:pPr>
-      <w:ins w:id="404" w:author="PR Preview" w:date="2026-01-01T00:00:00Z">
-        <w:r>
-          <w:t xml:space="preserve">Nowosad, Jakub. 2024.</w:t>
-        </w:r>
-      </w:ins>
-      <w:ins w:id="405" w:author="PR Preview" w:date="2026-01-01T00:00:00Z">
-        <w:r>
-          <w:t xml:space="preserve"> </w:t>
-        </w:r>
-      </w:ins>
       <w:ins w:id="406" w:author="PR Preview" w:date="2026-01-01T00:00:00Z">
+        <w:r>
+          <w:t xml:space="preserve">Nowosad, Jakub. 2025.</w:t>
+        </w:r>
+      </w:ins>
+      <w:ins w:id="407" w:author="PR Preview" w:date="2026-01-01T00:00:00Z">
+        <w:r>
+          <w:t xml:space="preserve"> </w:t>
+        </w:r>
+      </w:ins>
+      <w:ins w:id="408" w:author="PR Preview" w:date="2026-01-01T00:00:00Z">
         <w:r>
           <w:rPr>
             <w:i/>
@@ -3531,18 +3560,18 @@
           <w:t xml:space="preserve">Colorblindcheck: Check Color Palettes for Problems with Color Vision Deficiency</w:t>
         </w:r>
       </w:ins>
-      <w:ins w:id="407" w:author="PR Preview" w:date="2026-01-01T00:00:00Z">
+      <w:ins w:id="409" w:author="PR Preview" w:date="2026-01-01T00:00:00Z">
         <w:r>
           <w:t xml:space="preserve">.</w:t>
         </w:r>
       </w:ins>
-      <w:ins w:id="408" w:author="PR Preview" w:date="2026-01-01T00:00:00Z">
-        <w:r>
-          <w:t xml:space="preserve"> </w:t>
-        </w:r>
-      </w:ins>
-      <w:hyperlink r:id="rId12">
-        <w:ins w:id="409" w:author="PR Preview" w:date="2026-01-01T00:00:00Z">
+      <w:ins w:id="410" w:author="PR Preview" w:date="2026-01-01T00:00:00Z">
+        <w:r>
+          <w:t xml:space="preserve"> </w:t>
+        </w:r>
+      </w:ins>
+      <w:hyperlink r:id="rId13">
+        <w:ins w:id="411" w:author="PR Preview" w:date="2026-01-01T00:00:00Z">
           <w:r>
             <w:rPr>
               <w:rStyle w:val="Hyperlink"/>
@@ -3551,29 +3580,29 @@
           </w:r>
         </w:ins>
       </w:hyperlink>
-      <w:ins w:id="410" w:author="PR Preview" w:date="2026-01-01T00:00:00Z">
+      <w:ins w:id="412" w:author="PR Preview" w:date="2026-01-01T00:00:00Z">
         <w:r>
           <w:t xml:space="preserve">.</w:t>
         </w:r>
       </w:ins>
     </w:p>
-    <w:bookmarkEnd w:id="13"/>
-    <w:bookmarkStart w:id="15" w:name="ref-okabe2008"/>
+    <w:bookmarkEnd w:id="14"/>
+    <w:bookmarkStart w:id="16" w:name="ref-okabe2008"/>
     <w:p>
       <w:pPr>
         <w:pStyle w:val="Bibliography"/>
       </w:pPr>
-      <w:ins w:id="411" w:author="PR Preview" w:date="2026-01-01T00:00:00Z">
+      <w:ins w:id="413" w:author="PR Preview" w:date="2026-01-01T00:00:00Z">
         <w:r>
           <w:t xml:space="preserve">Okabe, Masataka, and Kei Ito. 2008.</w:t>
         </w:r>
       </w:ins>
-      <w:ins w:id="412" w:author="PR Preview" w:date="2026-01-01T00:00:00Z">
-        <w:r>
-          <w:t xml:space="preserve"> </w:t>
-        </w:r>
-      </w:ins>
-      <w:ins w:id="413" w:author="PR Preview" w:date="2026-01-01T00:00:00Z">
+      <w:ins w:id="414" w:author="PR Preview" w:date="2026-01-01T00:00:00Z">
+        <w:r>
+          <w:t xml:space="preserve"> </w:t>
+        </w:r>
+      </w:ins>
+      <w:ins w:id="415" w:author="PR Preview" w:date="2026-01-01T00:00:00Z">
         <w:r>
           <w:rPr>
             <w:i/>
@@ -3582,18 +3611,18 @@
           <w:t xml:space="preserve">Color Universal Design (CUD): How to Make Figures and Presentations That Are Friendly to Colorblind People</w:t>
         </w:r>
       </w:ins>
-      <w:ins w:id="414" w:author="PR Preview" w:date="2026-01-01T00:00:00Z">
+      <w:ins w:id="416" w:author="PR Preview" w:date="2026-01-01T00:00:00Z">
         <w:r>
           <w:t xml:space="preserve">.</w:t>
         </w:r>
       </w:ins>
-      <w:ins w:id="415" w:author="PR Preview" w:date="2026-01-01T00:00:00Z">
-        <w:r>
-          <w:t xml:space="preserve"> </w:t>
-        </w:r>
-      </w:ins>
-      <w:hyperlink r:id="rId14">
-        <w:ins w:id="416" w:author="PR Preview" w:date="2026-01-01T00:00:00Z">
+      <w:ins w:id="417" w:author="PR Preview" w:date="2026-01-01T00:00:00Z">
+        <w:r>
+          <w:t xml:space="preserve"> </w:t>
+        </w:r>
+      </w:ins>
+      <w:hyperlink r:id="rId15">
+        <w:ins w:id="418" w:author="PR Preview" w:date="2026-01-01T00:00:00Z">
           <w:r>
             <w:rPr>
               <w:rStyle w:val="Hyperlink"/>
@@ -3602,15 +3631,15 @@
           </w:r>
         </w:ins>
       </w:hyperlink>
-      <w:ins w:id="417" w:author="PR Preview" w:date="2026-01-01T00:00:00Z">
+      <w:ins w:id="419" w:author="PR Preview" w:date="2026-01-01T00:00:00Z">
         <w:r>
           <w:t xml:space="preserve">.</w:t>
         </w:r>
       </w:ins>
     </w:p>
-    <w:bookmarkEnd w:id="15"/>
     <w:bookmarkEnd w:id="16"/>
     <w:bookmarkEnd w:id="17"/>
+    <w:bookmarkEnd w:id="18"/>
     <w:sectPr>
       <w:footnotePr>
         <w:numRestart w:val="eachSect"/>

--- a/pr-preview/pr-16/chapters/colors-tracked-changes.docx
+++ b/pr-preview/pr-16/chapters/colors-tracked-changes.docx
@@ -18,7 +18,7 @@
       </w:pPr>
       <w:ins w:id="2" w:author="PR Preview" w:date="2026-01-01T00:00:00Z">
         <w:r>
-          <w:t xml:space="preserve">Last modified: 2026-10-22 15:42:28 (PDT)</w:t>
+          <w:t xml:space="preserve">Last modified: 2026-10-22 15:55:46 (PDT)</w:t>
         </w:r>
       </w:ins>
     </w:p>
@@ -29,7 +29,7 @@
       </w:pPr>
       <w:ins w:id="3" w:author="PR Preview" w:date="2026-01-01T00:00:00Z">
         <w:r>
-          <w:t xml:space="preserve">1 Why test a palette</w:t>
+          <w:t xml:space="preserve">0.1 Why test a palette</w:t>
         </w:r>
       </w:ins>
     </w:p>
@@ -3377,14 +3377,14 @@
       </w:ins>
     </w:p>
     <w:bookmarkEnd w:id="11"/>
-    <w:bookmarkStart w:id="18" w:name="what-to-do-with-many-groups"/>
+    <w:bookmarkStart w:id="13" w:name="what-to-do-with-many-groups"/>
     <w:p>
       <w:pPr>
         <w:pStyle w:val="Heading2"/>
       </w:pPr>
       <w:ins w:id="381" w:author="PR Preview" w:date="2026-01-01T00:00:00Z">
         <w:r>
-          <w:t xml:space="preserve">2 What to do with many groups</w:t>
+          <w:t xml:space="preserve">0.2 What to do with many groups</w:t>
         </w:r>
       </w:ins>
     </w:p>
@@ -3535,23 +3535,35 @@
         </w:r>
       </w:ins>
     </w:p>
-    <w:bookmarkStart w:id="17" w:name="refs"/>
-    <w:bookmarkStart w:id="14" w:name="ref-colorblindcheck"/>
+    <w:bookmarkEnd w:id="13"/>
+    <w:bookmarkStart w:id="19" w:name="references"/>
+    <w:p>
+      <w:pPr>
+        <w:pStyle w:val="Heading1"/>
+      </w:pPr>
+      <w:ins w:id="406" w:author="PR Preview" w:date="2026-01-01T00:00:00Z">
+        <w:r>
+          <w:t xml:space="preserve">References</w:t>
+        </w:r>
+      </w:ins>
+    </w:p>
+    <w:bookmarkStart w:id="18" w:name="refs"/>
+    <w:bookmarkStart w:id="15" w:name="ref-colorblindcheck"/>
     <w:p>
       <w:pPr>
         <w:pStyle w:val="Bibliography"/>
       </w:pPr>
-      <w:ins w:id="406" w:author="PR Preview" w:date="2026-01-01T00:00:00Z">
+      <w:ins w:id="407" w:author="PR Preview" w:date="2026-01-01T00:00:00Z">
         <w:r>
           <w:t xml:space="preserve">Nowosad, Jakub. 2025.</w:t>
         </w:r>
       </w:ins>
-      <w:ins w:id="407" w:author="PR Preview" w:date="2026-01-01T00:00:00Z">
-        <w:r>
-          <w:t xml:space="preserve"> </w:t>
-        </w:r>
-      </w:ins>
       <w:ins w:id="408" w:author="PR Preview" w:date="2026-01-01T00:00:00Z">
+        <w:r>
+          <w:t xml:space="preserve"> </w:t>
+        </w:r>
+      </w:ins>
+      <w:ins w:id="409" w:author="PR Preview" w:date="2026-01-01T00:00:00Z">
         <w:r>
           <w:rPr>
             <w:i/>
@@ -3560,18 +3572,18 @@
           <w:t xml:space="preserve">Colorblindcheck: Check Color Palettes for Problems with Color Vision Deficiency</w:t>
         </w:r>
       </w:ins>
-      <w:ins w:id="409" w:author="PR Preview" w:date="2026-01-01T00:00:00Z">
+      <w:ins w:id="410" w:author="PR Preview" w:date="2026-01-01T00:00:00Z">
         <w:r>
           <w:t xml:space="preserve">.</w:t>
         </w:r>
       </w:ins>
-      <w:ins w:id="410" w:author="PR Preview" w:date="2026-01-01T00:00:00Z">
-        <w:r>
-          <w:t xml:space="preserve"> </w:t>
-        </w:r>
-      </w:ins>
-      <w:hyperlink r:id="rId13">
-        <w:ins w:id="411" w:author="PR Preview" w:date="2026-01-01T00:00:00Z">
+      <w:ins w:id="411" w:author="PR Preview" w:date="2026-01-01T00:00:00Z">
+        <w:r>
+          <w:t xml:space="preserve"> </w:t>
+        </w:r>
+      </w:ins>
+      <w:hyperlink r:id="rId14">
+        <w:ins w:id="412" w:author="PR Preview" w:date="2026-01-01T00:00:00Z">
           <w:r>
             <w:rPr>
               <w:rStyle w:val="Hyperlink"/>
@@ -3580,29 +3592,29 @@
           </w:r>
         </w:ins>
       </w:hyperlink>
-      <w:ins w:id="412" w:author="PR Preview" w:date="2026-01-01T00:00:00Z">
+      <w:ins w:id="413" w:author="PR Preview" w:date="2026-01-01T00:00:00Z">
         <w:r>
           <w:t xml:space="preserve">.</w:t>
         </w:r>
       </w:ins>
     </w:p>
-    <w:bookmarkEnd w:id="14"/>
-    <w:bookmarkStart w:id="16" w:name="ref-okabe2008"/>
+    <w:bookmarkEnd w:id="15"/>
+    <w:bookmarkStart w:id="17" w:name="ref-okabe2008"/>
     <w:p>
       <w:pPr>
         <w:pStyle w:val="Bibliography"/>
       </w:pPr>
-      <w:ins w:id="413" w:author="PR Preview" w:date="2026-01-01T00:00:00Z">
+      <w:ins w:id="414" w:author="PR Preview" w:date="2026-01-01T00:00:00Z">
         <w:r>
           <w:t xml:space="preserve">Okabe, Masataka, and Kei Ito. 2008.</w:t>
         </w:r>
       </w:ins>
-      <w:ins w:id="414" w:author="PR Preview" w:date="2026-01-01T00:00:00Z">
-        <w:r>
-          <w:t xml:space="preserve"> </w:t>
-        </w:r>
-      </w:ins>
       <w:ins w:id="415" w:author="PR Preview" w:date="2026-01-01T00:00:00Z">
+        <w:r>
+          <w:t xml:space="preserve"> </w:t>
+        </w:r>
+      </w:ins>
+      <w:ins w:id="416" w:author="PR Preview" w:date="2026-01-01T00:00:00Z">
         <w:r>
           <w:rPr>
             <w:i/>
@@ -3611,18 +3623,18 @@
           <w:t xml:space="preserve">Color Universal Design (CUD): How to Make Figures and Presentations That Are Friendly to Colorblind People</w:t>
         </w:r>
       </w:ins>
-      <w:ins w:id="416" w:author="PR Preview" w:date="2026-01-01T00:00:00Z">
+      <w:ins w:id="417" w:author="PR Preview" w:date="2026-01-01T00:00:00Z">
         <w:r>
           <w:t xml:space="preserve">.</w:t>
         </w:r>
       </w:ins>
-      <w:ins w:id="417" w:author="PR Preview" w:date="2026-01-01T00:00:00Z">
-        <w:r>
-          <w:t xml:space="preserve"> </w:t>
-        </w:r>
-      </w:ins>
-      <w:hyperlink r:id="rId15">
-        <w:ins w:id="418" w:author="PR Preview" w:date="2026-01-01T00:00:00Z">
+      <w:ins w:id="418" w:author="PR Preview" w:date="2026-01-01T00:00:00Z">
+        <w:r>
+          <w:t xml:space="preserve"> </w:t>
+        </w:r>
+      </w:ins>
+      <w:hyperlink r:id="rId16">
+        <w:ins w:id="419" w:author="PR Preview" w:date="2026-01-01T00:00:00Z">
           <w:r>
             <w:rPr>
               <w:rStyle w:val="Hyperlink"/>
@@ -3631,15 +3643,15 @@
           </w:r>
         </w:ins>
       </w:hyperlink>
-      <w:ins w:id="419" w:author="PR Preview" w:date="2026-01-01T00:00:00Z">
+      <w:ins w:id="420" w:author="PR Preview" w:date="2026-01-01T00:00:00Z">
         <w:r>
           <w:t xml:space="preserve">.</w:t>
         </w:r>
       </w:ins>
     </w:p>
-    <w:bookmarkEnd w:id="16"/>
     <w:bookmarkEnd w:id="17"/>
     <w:bookmarkEnd w:id="18"/>
+    <w:bookmarkEnd w:id="19"/>
     <w:sectPr>
       <w:footnotePr>
         <w:numRestart w:val="eachSect"/>
